--- a/docs/content/ggplot_1/ggplot_1_activity.docx
+++ b/docs/content/ggplot_1/ggplot_1_activity.docx
@@ -31,7 +31,7 @@
         <w:pStyle w:val="Date"/>
       </w:pPr>
       <w:r>
-        <w:t xml:space="preserve">2026-09-04</w:t>
+        <w:t xml:space="preserve">2026-09-08</w:t>
       </w:r>
     </w:p>
     <w:bookmarkStart w:id="13" w:name="grouped-summaries-and-facets"/>

--- a/docs/content/ggplot_1/ggplot_1_activity.docx
+++ b/docs/content/ggplot_1/ggplot_1_activity.docx
@@ -31,7 +31,7 @@
         <w:pStyle w:val="Date"/>
       </w:pPr>
       <w:r>
-        <w:t xml:space="preserve">2026-09-08</w:t>
+        <w:t xml:space="preserve">2026-09-10</w:t>
       </w:r>
     </w:p>
     <w:bookmarkStart w:id="13" w:name="grouped-summaries-and-facets"/>
@@ -1064,6 +1064,167 @@
     </w:p>
     <w:p>
       <w:pPr>
+        <w:pStyle w:val="SourceCode"/>
+      </w:pPr>
+      <w:r>
+        <w:rPr>
+          <w:rStyle w:val="CommentTok"/>
+        </w:rPr>
+        <w:t xml:space="preserve"># ---- Positions: define once, reuse on every layer -------</w:t>
+      </w:r>
+      <w:r>
+        <w:br/>
+      </w:r>
+      <w:r>
+        <w:rPr>
+          <w:rStyle w:val="NormalTok"/>
+        </w:rPr>
+        <w:t xml:space="preserve">jitter_pos </w:t>
+      </w:r>
+      <w:r>
+        <w:rPr>
+          <w:rStyle w:val="OtherTok"/>
+        </w:rPr>
+        <w:t xml:space="preserve">&lt;-</w:t>
+      </w:r>
+      <w:r>
+        <w:rPr>
+          <w:rStyle w:val="NormalTok"/>
+        </w:rPr>
+        <w:t xml:space="preserve"> </w:t>
+      </w:r>
+      <w:r>
+        <w:rPr>
+          <w:rStyle w:val="FunctionTok"/>
+        </w:rPr>
+        <w:t xml:space="preserve">position_jitter</w:t>
+      </w:r>
+      <w:r>
+        <w:rPr>
+          <w:rStyle w:val="NormalTok"/>
+        </w:rPr>
+        <w:t xml:space="preserve">(</w:t>
+      </w:r>
+      <w:r>
+        <w:rPr>
+          <w:rStyle w:val="AttributeTok"/>
+        </w:rPr>
+        <w:t xml:space="preserve">width =</w:t>
+      </w:r>
+      <w:r>
+        <w:rPr>
+          <w:rStyle w:val="NormalTok"/>
+        </w:rPr>
+        <w:t xml:space="preserve"> </w:t>
+      </w:r>
+      <w:r>
+        <w:rPr>
+          <w:rStyle w:val="FloatTok"/>
+        </w:rPr>
+        <w:t xml:space="preserve">0.15</w:t>
+      </w:r>
+      <w:r>
+        <w:rPr>
+          <w:rStyle w:val="NormalTok"/>
+        </w:rPr>
+        <w:t xml:space="preserve">, </w:t>
+      </w:r>
+      <w:r>
+        <w:rPr>
+          <w:rStyle w:val="AttributeTok"/>
+        </w:rPr>
+        <w:t xml:space="preserve">seed =</w:t>
+      </w:r>
+      <w:r>
+        <w:rPr>
+          <w:rStyle w:val="NormalTok"/>
+        </w:rPr>
+        <w:t xml:space="preserve"> </w:t>
+      </w:r>
+      <w:r>
+        <w:rPr>
+          <w:rStyle w:val="DecValTok"/>
+        </w:rPr>
+        <w:t xml:space="preserve">42</w:t>
+      </w:r>
+      <w:r>
+        <w:rPr>
+          <w:rStyle w:val="NormalTok"/>
+        </w:rPr>
+        <w:t xml:space="preserve">)  </w:t>
+      </w:r>
+      <w:r>
+        <w:rPr>
+          <w:rStyle w:val="CommentTok"/>
+        </w:rPr>
+        <w:t xml:space="preserve"># raw points: spread them out</w:t>
+      </w:r>
+      <w:r>
+        <w:br/>
+      </w:r>
+      <w:r>
+        <w:rPr>
+          <w:rStyle w:val="NormalTok"/>
+        </w:rPr>
+        <w:t xml:space="preserve">dodge_pos  </w:t>
+      </w:r>
+      <w:r>
+        <w:rPr>
+          <w:rStyle w:val="OtherTok"/>
+        </w:rPr>
+        <w:t xml:space="preserve">&lt;-</w:t>
+      </w:r>
+      <w:r>
+        <w:rPr>
+          <w:rStyle w:val="NormalTok"/>
+        </w:rPr>
+        <w:t xml:space="preserve"> </w:t>
+      </w:r>
+      <w:r>
+        <w:rPr>
+          <w:rStyle w:val="FunctionTok"/>
+        </w:rPr>
+        <w:t xml:space="preserve">position_dodge</w:t>
+      </w:r>
+      <w:r>
+        <w:rPr>
+          <w:rStyle w:val="NormalTok"/>
+        </w:rPr>
+        <w:t xml:space="preserve">(</w:t>
+      </w:r>
+      <w:r>
+        <w:rPr>
+          <w:rStyle w:val="AttributeTok"/>
+        </w:rPr>
+        <w:t xml:space="preserve">width =</w:t>
+      </w:r>
+      <w:r>
+        <w:rPr>
+          <w:rStyle w:val="NormalTok"/>
+        </w:rPr>
+        <w:t xml:space="preserve"> </w:t>
+      </w:r>
+      <w:r>
+        <w:rPr>
+          <w:rStyle w:val="FloatTok"/>
+        </w:rPr>
+        <w:t xml:space="preserve">0.2</w:t>
+      </w:r>
+      <w:r>
+        <w:rPr>
+          <w:rStyle w:val="NormalTok"/>
+        </w:rPr>
+        <w:t xml:space="preserve">)                </w:t>
+      </w:r>
+      <w:r>
+        <w:rPr>
+          <w:rStyle w:val="CommentTok"/>
+        </w:rPr>
+        <w:t xml:space="preserve"># grouped means / lines: shift side by side</w:t>
+      </w:r>
+    </w:p>
+    <w:p>
+      <w:pPr>
         <w:pStyle w:val="BlockText"/>
       </w:pPr>
       <w:r>
@@ -1161,6 +1322,114 @@
       </w:r>
       <w:r>
         <w:t xml:space="preserve">.</w:t>
+      </w:r>
+    </w:p>
+    <w:p>
+      <w:pPr>
+        <w:pStyle w:val="BlockText"/>
+      </w:pPr>
+      <w:r>
+        <w:t xml:space="preserve">📌</w:t>
+      </w:r>
+      <w:r>
+        <w:t xml:space="preserve"> </w:t>
+      </w:r>
+      <w:r>
+        <w:rPr>
+          <w:rStyle w:val="VerbatimChar"/>
+        </w:rPr>
+        <w:t xml:space="preserve">jitter_pos</w:t>
+      </w:r>
+      <w:r>
+        <w:t xml:space="preserve"> </w:t>
+      </w:r>
+      <w:r>
+        <w:t xml:space="preserve">keeps overlapping points from stacking (the</w:t>
+      </w:r>
+      <w:r>
+        <w:t xml:space="preserve"> </w:t>
+      </w:r>
+      <w:r>
+        <w:rPr>
+          <w:rStyle w:val="VerbatimChar"/>
+        </w:rPr>
+        <w:t xml:space="preserve">seed</w:t>
+      </w:r>
+      <w:r>
+        <w:t xml:space="preserve"> </w:t>
+      </w:r>
+      <w:r>
+        <w:t xml:space="preserve">makes the scatter reproducible).</w:t>
+      </w:r>
+      <w:r>
+        <w:t xml:space="preserve"> </w:t>
+      </w:r>
+      <w:r>
+        <w:rPr>
+          <w:rStyle w:val="VerbatimChar"/>
+        </w:rPr>
+        <w:t xml:space="preserve">dodge_pos</w:t>
+      </w:r>
+      <w:r>
+        <w:t xml:space="preserve"> </w:t>
+      </w:r>
+      <w:r>
+        <w:t xml:space="preserve">does nothing while there is only one group per x, but you reuse the</w:t>
+      </w:r>
+      <w:r>
+        <w:t xml:space="preserve"> </w:t>
+      </w:r>
+      <w:r>
+        <w:rPr>
+          <w:i/>
+          <w:iCs/>
+        </w:rPr>
+        <w:t xml:space="preserve">same</w:t>
+      </w:r>
+      <w:r>
+        <w:t xml:space="preserve"> </w:t>
+      </w:r>
+      <w:r>
+        <w:t xml:space="preserve">object on</w:t>
+      </w:r>
+      <w:r>
+        <w:t xml:space="preserve"> </w:t>
+      </w:r>
+      <w:r>
+        <w:rPr>
+          <w:rStyle w:val="VerbatimChar"/>
+        </w:rPr>
+        <w:t xml:space="preserve">geom_point()</w:t>
+      </w:r>
+      <w:r>
+        <w:t xml:space="preserve">,</w:t>
+      </w:r>
+      <w:r>
+        <w:t xml:space="preserve"> </w:t>
+      </w:r>
+      <w:r>
+        <w:rPr>
+          <w:rStyle w:val="VerbatimChar"/>
+        </w:rPr>
+        <w:t xml:space="preserve">stat_summary()</w:t>
+      </w:r>
+      <w:r>
+        <w:t xml:space="preserve">, and</w:t>
+      </w:r>
+      <w:r>
+        <w:t xml:space="preserve"> </w:t>
+      </w:r>
+      <w:r>
+        <w:rPr>
+          <w:rStyle w:val="VerbatimChar"/>
+        </w:rPr>
+        <w:t xml:space="preserve">geom_line()</w:t>
+      </w:r>
+      <w:r>
+        <w:t xml:space="preserve"> </w:t>
+      </w:r>
+      <w:r>
+        <w:t xml:space="preserve">so grouped summaries stay aligned.</w:t>
       </w:r>
     </w:p>
     <w:p>
@@ -1398,7 +1667,7 @@
         <w:rPr>
           <w:rStyle w:val="FunctionTok"/>
         </w:rPr>
-        <w:t xml:space="preserve">geom_jitter</w:t>
+        <w:t xml:space="preserve">geom_point</w:t>
       </w:r>
       <w:r>
         <w:rPr>
@@ -1410,25 +1679,13 @@
         <w:rPr>
           <w:rStyle w:val="AttributeTok"/>
         </w:rPr>
-        <w:t xml:space="preserve">width =</w:t>
-      </w:r>
-      <w:r>
-        <w:rPr>
-          <w:rStyle w:val="NormalTok"/>
-        </w:rPr>
-        <w:t xml:space="preserve"> </w:t>
-      </w:r>
-      <w:r>
-        <w:rPr>
-          <w:rStyle w:val="FloatTok"/>
-        </w:rPr>
-        <w:t xml:space="preserve">0.15</w:t>
-      </w:r>
-      <w:r>
-        <w:rPr>
-          <w:rStyle w:val="NormalTok"/>
-        </w:rPr>
-        <w:t xml:space="preserve">, </w:t>
+        <w:t xml:space="preserve">position =</w:t>
+      </w:r>
+      <w:r>
+        <w:rPr>
+          <w:rStyle w:val="NormalTok"/>
+        </w:rPr>
+        <w:t xml:space="preserve"> jitter_pos, </w:t>
       </w:r>
       <w:r>
         <w:rPr>
@@ -2019,7 +2276,7 @@
         <w:rPr>
           <w:rStyle w:val="FunctionTok"/>
         </w:rPr>
-        <w:t xml:space="preserve">geom_jitter</w:t>
+        <w:t xml:space="preserve">geom_point</w:t>
       </w:r>
       <w:r>
         <w:rPr>
@@ -2031,25 +2288,13 @@
         <w:rPr>
           <w:rStyle w:val="AttributeTok"/>
         </w:rPr>
-        <w:t xml:space="preserve">width =</w:t>
-      </w:r>
-      <w:r>
-        <w:rPr>
-          <w:rStyle w:val="NormalTok"/>
-        </w:rPr>
-        <w:t xml:space="preserve"> </w:t>
-      </w:r>
-      <w:r>
-        <w:rPr>
-          <w:rStyle w:val="FloatTok"/>
-        </w:rPr>
-        <w:t xml:space="preserve">0.15</w:t>
-      </w:r>
-      <w:r>
-        <w:rPr>
-          <w:rStyle w:val="NormalTok"/>
-        </w:rPr>
-        <w:t xml:space="preserve">, </w:t>
+        <w:t xml:space="preserve">position =</w:t>
+      </w:r>
+      <w:r>
+        <w:rPr>
+          <w:rStyle w:val="NormalTok"/>
+        </w:rPr>
+        <w:t xml:space="preserve"> jitter_pos, </w:t>
       </w:r>
       <w:r>
         <w:rPr>
@@ -3994,7 +4239,7 @@
         <w:rPr>
           <w:rStyle w:val="FunctionTok"/>
         </w:rPr>
-        <w:t xml:space="preserve">geom_jitter</w:t>
+        <w:t xml:space="preserve">geom_point</w:t>
       </w:r>
       <w:r>
         <w:rPr>
@@ -4006,7 +4251,19 @@
         <w:rPr>
           <w:rStyle w:val="AttributeTok"/>
         </w:rPr>
-        <w:t xml:space="preserve">width =</w:t>
+        <w:t xml:space="preserve">position =</w:t>
+      </w:r>
+      <w:r>
+        <w:rPr>
+          <w:rStyle w:val="NormalTok"/>
+        </w:rPr>
+        <w:t xml:space="preserve"> jitter_pos, </w:t>
+      </w:r>
+      <w:r>
+        <w:rPr>
+          <w:rStyle w:val="AttributeTok"/>
+        </w:rPr>
+        <w:t xml:space="preserve">alpha =</w:t>
       </w:r>
       <w:r>
         <w:rPr>
@@ -4018,7 +4275,7 @@
         <w:rPr>
           <w:rStyle w:val="FloatTok"/>
         </w:rPr>
-        <w:t xml:space="preserve">0.15</w:t>
+        <w:t xml:space="preserve">0.4</w:t>
       </w:r>
       <w:r>
         <w:rPr>
@@ -4030,19 +4287,82 @@
         <w:rPr>
           <w:rStyle w:val="AttributeTok"/>
         </w:rPr>
-        <w:t xml:space="preserve">alpha =</w:t>
-      </w:r>
-      <w:r>
-        <w:rPr>
-          <w:rStyle w:val="NormalTok"/>
-        </w:rPr>
-        <w:t xml:space="preserve"> </w:t>
-      </w:r>
-      <w:r>
-        <w:rPr>
-          <w:rStyle w:val="FloatTok"/>
-        </w:rPr>
-        <w:t xml:space="preserve">0.4</w:t>
+        <w:t xml:space="preserve">size =</w:t>
+      </w:r>
+      <w:r>
+        <w:rPr>
+          <w:rStyle w:val="NormalTok"/>
+        </w:rPr>
+        <w:t xml:space="preserve"> </w:t>
+      </w:r>
+      <w:r>
+        <w:rPr>
+          <w:rStyle w:val="DecValTok"/>
+        </w:rPr>
+        <w:t xml:space="preserve">2</w:t>
+      </w:r>
+      <w:r>
+        <w:rPr>
+          <w:rStyle w:val="NormalTok"/>
+        </w:rPr>
+        <w:t xml:space="preserve">) </w:t>
+      </w:r>
+      <w:r>
+        <w:rPr>
+          <w:rStyle w:val="SpecialCharTok"/>
+        </w:rPr>
+        <w:t xml:space="preserve">+</w:t>
+      </w:r>
+      <w:r>
+        <w:br/>
+      </w:r>
+      <w:r>
+        <w:rPr>
+          <w:rStyle w:val="NormalTok"/>
+        </w:rPr>
+        <w:t xml:space="preserve">  </w:t>
+      </w:r>
+      <w:r>
+        <w:rPr>
+          <w:rStyle w:val="FunctionTok"/>
+        </w:rPr>
+        <w:t xml:space="preserve">stat_summary</w:t>
+      </w:r>
+      <w:r>
+        <w:rPr>
+          <w:rStyle w:val="NormalTok"/>
+        </w:rPr>
+        <w:t xml:space="preserve">(</w:t>
+      </w:r>
+      <w:r>
+        <w:rPr>
+          <w:rStyle w:val="AttributeTok"/>
+        </w:rPr>
+        <w:t xml:space="preserve">fun =</w:t>
+      </w:r>
+      <w:r>
+        <w:rPr>
+          <w:rStyle w:val="NormalTok"/>
+        </w:rPr>
+        <w:t xml:space="preserve"> mean, </w:t>
+      </w:r>
+      <w:r>
+        <w:rPr>
+          <w:rStyle w:val="AttributeTok"/>
+        </w:rPr>
+        <w:t xml:space="preserve">geom =</w:t>
+      </w:r>
+      <w:r>
+        <w:rPr>
+          <w:rStyle w:val="NormalTok"/>
+        </w:rPr>
+        <w:t xml:space="preserve"> </w:t>
+      </w:r>
+      <w:r>
+        <w:rPr>
+          <w:rStyle w:val="StringTok"/>
+        </w:rPr>
+        <w:t xml:space="preserve">"point"</w:t>
       </w:r>
       <w:r>
         <w:rPr>
@@ -4066,124 +4386,58 @@
         <w:rPr>
           <w:rStyle w:val="DecValTok"/>
         </w:rPr>
-        <w:t xml:space="preserve">2</w:t>
-      </w:r>
-      <w:r>
-        <w:rPr>
-          <w:rStyle w:val="NormalTok"/>
-        </w:rPr>
-        <w:t xml:space="preserve">) </w:t>
-      </w:r>
-      <w:r>
-        <w:rPr>
-          <w:rStyle w:val="SpecialCharTok"/>
-        </w:rPr>
-        <w:t xml:space="preserve">+</w:t>
-      </w:r>
-      <w:r>
-        <w:br/>
-      </w:r>
-      <w:r>
-        <w:rPr>
-          <w:rStyle w:val="NormalTok"/>
-        </w:rPr>
-        <w:t xml:space="preserve">  </w:t>
-      </w:r>
-      <w:r>
-        <w:rPr>
-          <w:rStyle w:val="FunctionTok"/>
-        </w:rPr>
-        <w:t xml:space="preserve">stat_summary</w:t>
-      </w:r>
-      <w:r>
-        <w:rPr>
-          <w:rStyle w:val="NormalTok"/>
-        </w:rPr>
-        <w:t xml:space="preserve">(</w:t>
+        <w:t xml:space="preserve">4</w:t>
+      </w:r>
+      <w:r>
+        <w:rPr>
+          <w:rStyle w:val="NormalTok"/>
+        </w:rPr>
+        <w:t xml:space="preserve">, </w:t>
       </w:r>
       <w:r>
         <w:rPr>
           <w:rStyle w:val="AttributeTok"/>
         </w:rPr>
-        <w:t xml:space="preserve">fun =</w:t>
-      </w:r>
-      <w:r>
-        <w:rPr>
-          <w:rStyle w:val="NormalTok"/>
-        </w:rPr>
-        <w:t xml:space="preserve"> mean, </w:t>
+        <w:t xml:space="preserve">color =</w:t>
+      </w:r>
+      <w:r>
+        <w:rPr>
+          <w:rStyle w:val="NormalTok"/>
+        </w:rPr>
+        <w:t xml:space="preserve"> </w:t>
+      </w:r>
+      <w:r>
+        <w:rPr>
+          <w:rStyle w:val="StringTok"/>
+        </w:rPr>
+        <w:t xml:space="preserve">"black"</w:t>
+      </w:r>
+      <w:r>
+        <w:rPr>
+          <w:rStyle w:val="NormalTok"/>
+        </w:rPr>
+        <w:t xml:space="preserve">,</w:t>
+      </w:r>
+      <w:r>
+        <w:br/>
+      </w:r>
+      <w:r>
+        <w:rPr>
+          <w:rStyle w:val="NormalTok"/>
+        </w:rPr>
+        <w:t xml:space="preserve">               </w:t>
       </w:r>
       <w:r>
         <w:rPr>
           <w:rStyle w:val="AttributeTok"/>
         </w:rPr>
-        <w:t xml:space="preserve">geom =</w:t>
-      </w:r>
-      <w:r>
-        <w:rPr>
-          <w:rStyle w:val="NormalTok"/>
-        </w:rPr>
-        <w:t xml:space="preserve"> </w:t>
-      </w:r>
-      <w:r>
-        <w:rPr>
-          <w:rStyle w:val="StringTok"/>
-        </w:rPr>
-        <w:t xml:space="preserve">"point"</w:t>
-      </w:r>
-      <w:r>
-        <w:rPr>
-          <w:rStyle w:val="NormalTok"/>
-        </w:rPr>
-        <w:t xml:space="preserve">, </w:t>
-      </w:r>
-      <w:r>
-        <w:rPr>
-          <w:rStyle w:val="AttributeTok"/>
-        </w:rPr>
-        <w:t xml:space="preserve">size =</w:t>
-      </w:r>
-      <w:r>
-        <w:rPr>
-          <w:rStyle w:val="NormalTok"/>
-        </w:rPr>
-        <w:t xml:space="preserve"> </w:t>
-      </w:r>
-      <w:r>
-        <w:rPr>
-          <w:rStyle w:val="DecValTok"/>
-        </w:rPr>
-        <w:t xml:space="preserve">4</w:t>
-      </w:r>
-      <w:r>
-        <w:rPr>
-          <w:rStyle w:val="NormalTok"/>
-        </w:rPr>
-        <w:t xml:space="preserve">, </w:t>
-      </w:r>
-      <w:r>
-        <w:rPr>
-          <w:rStyle w:val="AttributeTok"/>
-        </w:rPr>
-        <w:t xml:space="preserve">color =</w:t>
-      </w:r>
-      <w:r>
-        <w:rPr>
-          <w:rStyle w:val="NormalTok"/>
-        </w:rPr>
-        <w:t xml:space="preserve"> </w:t>
-      </w:r>
-      <w:r>
-        <w:rPr>
-          <w:rStyle w:val="StringTok"/>
-        </w:rPr>
-        <w:t xml:space="preserve">"black"</w:t>
-      </w:r>
-      <w:r>
-        <w:rPr>
-          <w:rStyle w:val="NormalTok"/>
-        </w:rPr>
-        <w:t xml:space="preserve">) </w:t>
+        <w:t xml:space="preserve">position =</w:t>
+      </w:r>
+      <w:r>
+        <w:rPr>
+          <w:rStyle w:val="NormalTok"/>
+        </w:rPr>
+        <w:t xml:space="preserve"> dodge_pos) </w:t>
       </w:r>
       <w:r>
         <w:rPr>
@@ -4687,7 +4941,7 @@
         <w:rPr>
           <w:rStyle w:val="FunctionTok"/>
         </w:rPr>
-        <w:t xml:space="preserve">geom_jitter</w:t>
+        <w:t xml:space="preserve">geom_point</w:t>
       </w:r>
       <w:r>
         <w:rPr>
@@ -4699,6 +4953,264 @@
         <w:rPr>
           <w:rStyle w:val="AttributeTok"/>
         </w:rPr>
+        <w:t xml:space="preserve">position =</w:t>
+      </w:r>
+      <w:r>
+        <w:rPr>
+          <w:rStyle w:val="NormalTok"/>
+        </w:rPr>
+        <w:t xml:space="preserve"> jitter_pos, </w:t>
+      </w:r>
+      <w:r>
+        <w:rPr>
+          <w:rStyle w:val="AttributeTok"/>
+        </w:rPr>
+        <w:t xml:space="preserve">alpha =</w:t>
+      </w:r>
+      <w:r>
+        <w:rPr>
+          <w:rStyle w:val="NormalTok"/>
+        </w:rPr>
+        <w:t xml:space="preserve"> </w:t>
+      </w:r>
+      <w:r>
+        <w:rPr>
+          <w:rStyle w:val="FloatTok"/>
+        </w:rPr>
+        <w:t xml:space="preserve">0.35</w:t>
+      </w:r>
+      <w:r>
+        <w:rPr>
+          <w:rStyle w:val="NormalTok"/>
+        </w:rPr>
+        <w:t xml:space="preserve">, </w:t>
+      </w:r>
+      <w:r>
+        <w:rPr>
+          <w:rStyle w:val="AttributeTok"/>
+        </w:rPr>
+        <w:t xml:space="preserve">size =</w:t>
+      </w:r>
+      <w:r>
+        <w:rPr>
+          <w:rStyle w:val="NormalTok"/>
+        </w:rPr>
+        <w:t xml:space="preserve"> </w:t>
+      </w:r>
+      <w:r>
+        <w:rPr>
+          <w:rStyle w:val="DecValTok"/>
+        </w:rPr>
+        <w:t xml:space="preserve">2</w:t>
+      </w:r>
+      <w:r>
+        <w:rPr>
+          <w:rStyle w:val="NormalTok"/>
+        </w:rPr>
+        <w:t xml:space="preserve">) </w:t>
+      </w:r>
+      <w:r>
+        <w:rPr>
+          <w:rStyle w:val="SpecialCharTok"/>
+        </w:rPr>
+        <w:t xml:space="preserve">+</w:t>
+      </w:r>
+      <w:r>
+        <w:br/>
+      </w:r>
+      <w:r>
+        <w:rPr>
+          <w:rStyle w:val="NormalTok"/>
+        </w:rPr>
+        <w:t xml:space="preserve">  </w:t>
+      </w:r>
+      <w:r>
+        <w:rPr>
+          <w:rStyle w:val="FunctionTok"/>
+        </w:rPr>
+        <w:t xml:space="preserve">stat_summary</w:t>
+      </w:r>
+      <w:r>
+        <w:rPr>
+          <w:rStyle w:val="NormalTok"/>
+        </w:rPr>
+        <w:t xml:space="preserve">(</w:t>
+      </w:r>
+      <w:r>
+        <w:rPr>
+          <w:rStyle w:val="AttributeTok"/>
+        </w:rPr>
+        <w:t xml:space="preserve">fun =</w:t>
+      </w:r>
+      <w:r>
+        <w:rPr>
+          <w:rStyle w:val="NormalTok"/>
+        </w:rPr>
+        <w:t xml:space="preserve"> mean, </w:t>
+      </w:r>
+      <w:r>
+        <w:rPr>
+          <w:rStyle w:val="AttributeTok"/>
+        </w:rPr>
+        <w:t xml:space="preserve">geom =</w:t>
+      </w:r>
+      <w:r>
+        <w:rPr>
+          <w:rStyle w:val="NormalTok"/>
+        </w:rPr>
+        <w:t xml:space="preserve"> </w:t>
+      </w:r>
+      <w:r>
+        <w:rPr>
+          <w:rStyle w:val="StringTok"/>
+        </w:rPr>
+        <w:t xml:space="preserve">"point"</w:t>
+      </w:r>
+      <w:r>
+        <w:rPr>
+          <w:rStyle w:val="NormalTok"/>
+        </w:rPr>
+        <w:t xml:space="preserve">, </w:t>
+      </w:r>
+      <w:r>
+        <w:rPr>
+          <w:rStyle w:val="AttributeTok"/>
+        </w:rPr>
+        <w:t xml:space="preserve">size =</w:t>
+      </w:r>
+      <w:r>
+        <w:rPr>
+          <w:rStyle w:val="NormalTok"/>
+        </w:rPr>
+        <w:t xml:space="preserve"> </w:t>
+      </w:r>
+      <w:r>
+        <w:rPr>
+          <w:rStyle w:val="DecValTok"/>
+        </w:rPr>
+        <w:t xml:space="preserve">4</w:t>
+      </w:r>
+      <w:r>
+        <w:rPr>
+          <w:rStyle w:val="NormalTok"/>
+        </w:rPr>
+        <w:t xml:space="preserve">,</w:t>
+      </w:r>
+      <w:r>
+        <w:br/>
+      </w:r>
+      <w:r>
+        <w:rPr>
+          <w:rStyle w:val="NormalTok"/>
+        </w:rPr>
+        <w:t xml:space="preserve">               </w:t>
+      </w:r>
+      <w:r>
+        <w:rPr>
+          <w:rStyle w:val="AttributeTok"/>
+        </w:rPr>
+        <w:t xml:space="preserve">position =</w:t>
+      </w:r>
+      <w:r>
+        <w:rPr>
+          <w:rStyle w:val="NormalTok"/>
+        </w:rPr>
+        <w:t xml:space="preserve"> dodge_pos) </w:t>
+      </w:r>
+      <w:r>
+        <w:rPr>
+          <w:rStyle w:val="SpecialCharTok"/>
+        </w:rPr>
+        <w:t xml:space="preserve">+</w:t>
+      </w:r>
+      <w:r>
+        <w:br/>
+      </w:r>
+      <w:r>
+        <w:rPr>
+          <w:rStyle w:val="NormalTok"/>
+        </w:rPr>
+        <w:t xml:space="preserve">  </w:t>
+      </w:r>
+      <w:r>
+        <w:rPr>
+          <w:rStyle w:val="FunctionTok"/>
+        </w:rPr>
+        <w:t xml:space="preserve">stat_summary</w:t>
+      </w:r>
+      <w:r>
+        <w:rPr>
+          <w:rStyle w:val="NormalTok"/>
+        </w:rPr>
+        <w:t xml:space="preserve">(</w:t>
+      </w:r>
+      <w:r>
+        <w:br/>
+      </w:r>
+      <w:r>
+        <w:rPr>
+          <w:rStyle w:val="NormalTok"/>
+        </w:rPr>
+        <w:t xml:space="preserve">    </w:t>
+      </w:r>
+      <w:r>
+        <w:rPr>
+          <w:rStyle w:val="AttributeTok"/>
+        </w:rPr>
+        <w:t xml:space="preserve">fun.data =</w:t>
+      </w:r>
+      <w:r>
+        <w:rPr>
+          <w:rStyle w:val="NormalTok"/>
+        </w:rPr>
+        <w:t xml:space="preserve"> mean_se,</w:t>
+      </w:r>
+      <w:r>
+        <w:br/>
+      </w:r>
+      <w:r>
+        <w:rPr>
+          <w:rStyle w:val="NormalTok"/>
+        </w:rPr>
+        <w:t xml:space="preserve">    </w:t>
+      </w:r>
+      <w:r>
+        <w:rPr>
+          <w:rStyle w:val="AttributeTok"/>
+        </w:rPr>
+        <w:t xml:space="preserve">geom =</w:t>
+      </w:r>
+      <w:r>
+        <w:rPr>
+          <w:rStyle w:val="NormalTok"/>
+        </w:rPr>
+        <w:t xml:space="preserve"> </w:t>
+      </w:r>
+      <w:r>
+        <w:rPr>
+          <w:rStyle w:val="StringTok"/>
+        </w:rPr>
+        <w:t xml:space="preserve">"errorbar"</w:t>
+      </w:r>
+      <w:r>
+        <w:rPr>
+          <w:rStyle w:val="NormalTok"/>
+        </w:rPr>
+        <w:t xml:space="preserve">,</w:t>
+      </w:r>
+      <w:r>
+        <w:br/>
+      </w:r>
+      <w:r>
+        <w:rPr>
+          <w:rStyle w:val="NormalTok"/>
+        </w:rPr>
+        <w:t xml:space="preserve">    </w:t>
+      </w:r>
+      <w:r>
+        <w:rPr>
+          <w:rStyle w:val="AttributeTok"/>
+        </w:rPr>
         <w:t xml:space="preserve">width =</w:t>
       </w:r>
       <w:r>
@@ -4717,13 +5229,22 @@
         <w:rPr>
           <w:rStyle w:val="NormalTok"/>
         </w:rPr>
-        <w:t xml:space="preserve">, </w:t>
+        <w:t xml:space="preserve">,</w:t>
+      </w:r>
+      <w:r>
+        <w:br/>
+      </w:r>
+      <w:r>
+        <w:rPr>
+          <w:rStyle w:val="NormalTok"/>
+        </w:rPr>
+        <w:t xml:space="preserve">    </w:t>
       </w:r>
       <w:r>
         <w:rPr>
           <w:rStyle w:val="AttributeTok"/>
         </w:rPr>
-        <w:t xml:space="preserve">alpha =</w:t>
+        <w:t xml:space="preserve">linewidth =</w:t>
       </w:r>
       <w:r>
         <w:rPr>
@@ -4735,265 +5256,34 @@
         <w:rPr>
           <w:rStyle w:val="FloatTok"/>
         </w:rPr>
-        <w:t xml:space="preserve">0.35</w:t>
-      </w:r>
-      <w:r>
-        <w:rPr>
-          <w:rStyle w:val="NormalTok"/>
-        </w:rPr>
-        <w:t xml:space="preserve">, </w:t>
+        <w:t xml:space="preserve">0.9</w:t>
+      </w:r>
+      <w:r>
+        <w:rPr>
+          <w:rStyle w:val="NormalTok"/>
+        </w:rPr>
+        <w:t xml:space="preserve">,</w:t>
+      </w:r>
+      <w:r>
+        <w:br/>
+      </w:r>
+      <w:r>
+        <w:rPr>
+          <w:rStyle w:val="NormalTok"/>
+        </w:rPr>
+        <w:t xml:space="preserve">    </w:t>
       </w:r>
       <w:r>
         <w:rPr>
           <w:rStyle w:val="AttributeTok"/>
         </w:rPr>
-        <w:t xml:space="preserve">size =</w:t>
-      </w:r>
-      <w:r>
-        <w:rPr>
-          <w:rStyle w:val="NormalTok"/>
-        </w:rPr>
-        <w:t xml:space="preserve"> </w:t>
-      </w:r>
-      <w:r>
-        <w:rPr>
-          <w:rStyle w:val="DecValTok"/>
-        </w:rPr>
-        <w:t xml:space="preserve">2</w:t>
-      </w:r>
-      <w:r>
-        <w:rPr>
-          <w:rStyle w:val="NormalTok"/>
-        </w:rPr>
-        <w:t xml:space="preserve">) </w:t>
-      </w:r>
-      <w:r>
-        <w:rPr>
-          <w:rStyle w:val="SpecialCharTok"/>
-        </w:rPr>
-        <w:t xml:space="preserve">+</w:t>
-      </w:r>
-      <w:r>
-        <w:br/>
-      </w:r>
-      <w:r>
-        <w:rPr>
-          <w:rStyle w:val="NormalTok"/>
-        </w:rPr>
-        <w:t xml:space="preserve">  </w:t>
-      </w:r>
-      <w:r>
-        <w:rPr>
-          <w:rStyle w:val="FunctionTok"/>
-        </w:rPr>
-        <w:t xml:space="preserve">stat_summary</w:t>
-      </w:r>
-      <w:r>
-        <w:rPr>
-          <w:rStyle w:val="NormalTok"/>
-        </w:rPr>
-        <w:t xml:space="preserve">(</w:t>
-      </w:r>
-      <w:r>
-        <w:rPr>
-          <w:rStyle w:val="AttributeTok"/>
-        </w:rPr>
-        <w:t xml:space="preserve">fun =</w:t>
-      </w:r>
-      <w:r>
-        <w:rPr>
-          <w:rStyle w:val="NormalTok"/>
-        </w:rPr>
-        <w:t xml:space="preserve"> mean, </w:t>
-      </w:r>
-      <w:r>
-        <w:rPr>
-          <w:rStyle w:val="AttributeTok"/>
-        </w:rPr>
-        <w:t xml:space="preserve">geom =</w:t>
-      </w:r>
-      <w:r>
-        <w:rPr>
-          <w:rStyle w:val="NormalTok"/>
-        </w:rPr>
-        <w:t xml:space="preserve"> </w:t>
-      </w:r>
-      <w:r>
-        <w:rPr>
-          <w:rStyle w:val="StringTok"/>
-        </w:rPr>
-        <w:t xml:space="preserve">"point"</w:t>
-      </w:r>
-      <w:r>
-        <w:rPr>
-          <w:rStyle w:val="NormalTok"/>
-        </w:rPr>
-        <w:t xml:space="preserve">, </w:t>
-      </w:r>
-      <w:r>
-        <w:rPr>
-          <w:rStyle w:val="AttributeTok"/>
-        </w:rPr>
-        <w:t xml:space="preserve">size =</w:t>
-      </w:r>
-      <w:r>
-        <w:rPr>
-          <w:rStyle w:val="NormalTok"/>
-        </w:rPr>
-        <w:t xml:space="preserve"> </w:t>
-      </w:r>
-      <w:r>
-        <w:rPr>
-          <w:rStyle w:val="DecValTok"/>
-        </w:rPr>
-        <w:t xml:space="preserve">4</w:t>
-      </w:r>
-      <w:r>
-        <w:rPr>
-          <w:rStyle w:val="NormalTok"/>
-        </w:rPr>
-        <w:t xml:space="preserve">) </w:t>
-      </w:r>
-      <w:r>
-        <w:rPr>
-          <w:rStyle w:val="SpecialCharTok"/>
-        </w:rPr>
-        <w:t xml:space="preserve">+</w:t>
-      </w:r>
-      <w:r>
-        <w:br/>
-      </w:r>
-      <w:r>
-        <w:rPr>
-          <w:rStyle w:val="NormalTok"/>
-        </w:rPr>
-        <w:t xml:space="preserve">  </w:t>
-      </w:r>
-      <w:r>
-        <w:rPr>
-          <w:rStyle w:val="FunctionTok"/>
-        </w:rPr>
-        <w:t xml:space="preserve">stat_summary</w:t>
-      </w:r>
-      <w:r>
-        <w:rPr>
-          <w:rStyle w:val="NormalTok"/>
-        </w:rPr>
-        <w:t xml:space="preserve">(</w:t>
-      </w:r>
-      <w:r>
-        <w:br/>
-      </w:r>
-      <w:r>
-        <w:rPr>
-          <w:rStyle w:val="NormalTok"/>
-        </w:rPr>
-        <w:t xml:space="preserve">    </w:t>
-      </w:r>
-      <w:r>
-        <w:rPr>
-          <w:rStyle w:val="AttributeTok"/>
-        </w:rPr>
-        <w:t xml:space="preserve">fun.data =</w:t>
-      </w:r>
-      <w:r>
-        <w:rPr>
-          <w:rStyle w:val="NormalTok"/>
-        </w:rPr>
-        <w:t xml:space="preserve"> mean_se,</w:t>
-      </w:r>
-      <w:r>
-        <w:br/>
-      </w:r>
-      <w:r>
-        <w:rPr>
-          <w:rStyle w:val="NormalTok"/>
-        </w:rPr>
-        <w:t xml:space="preserve">    </w:t>
-      </w:r>
-      <w:r>
-        <w:rPr>
-          <w:rStyle w:val="AttributeTok"/>
-        </w:rPr>
-        <w:t xml:space="preserve">geom =</w:t>
-      </w:r>
-      <w:r>
-        <w:rPr>
-          <w:rStyle w:val="NormalTok"/>
-        </w:rPr>
-        <w:t xml:space="preserve"> </w:t>
-      </w:r>
-      <w:r>
-        <w:rPr>
-          <w:rStyle w:val="StringTok"/>
-        </w:rPr>
-        <w:t xml:space="preserve">"errorbar"</w:t>
-      </w:r>
-      <w:r>
-        <w:rPr>
-          <w:rStyle w:val="NormalTok"/>
-        </w:rPr>
-        <w:t xml:space="preserve">,</w:t>
-      </w:r>
-      <w:r>
-        <w:br/>
-      </w:r>
-      <w:r>
-        <w:rPr>
-          <w:rStyle w:val="NormalTok"/>
-        </w:rPr>
-        <w:t xml:space="preserve">    </w:t>
-      </w:r>
-      <w:r>
-        <w:rPr>
-          <w:rStyle w:val="AttributeTok"/>
-        </w:rPr>
-        <w:t xml:space="preserve">width =</w:t>
-      </w:r>
-      <w:r>
-        <w:rPr>
-          <w:rStyle w:val="NormalTok"/>
-        </w:rPr>
-        <w:t xml:space="preserve"> </w:t>
-      </w:r>
-      <w:r>
-        <w:rPr>
-          <w:rStyle w:val="FloatTok"/>
-        </w:rPr>
-        <w:t xml:space="preserve">0.15</w:t>
-      </w:r>
-      <w:r>
-        <w:rPr>
-          <w:rStyle w:val="NormalTok"/>
-        </w:rPr>
-        <w:t xml:space="preserve">,</w:t>
-      </w:r>
-      <w:r>
-        <w:br/>
-      </w:r>
-      <w:r>
-        <w:rPr>
-          <w:rStyle w:val="NormalTok"/>
-        </w:rPr>
-        <w:t xml:space="preserve">    </w:t>
-      </w:r>
-      <w:r>
-        <w:rPr>
-          <w:rStyle w:val="AttributeTok"/>
-        </w:rPr>
-        <w:t xml:space="preserve">linewidth =</w:t>
-      </w:r>
-      <w:r>
-        <w:rPr>
-          <w:rStyle w:val="NormalTok"/>
-        </w:rPr>
-        <w:t xml:space="preserve"> </w:t>
-      </w:r>
-      <w:r>
-        <w:rPr>
-          <w:rStyle w:val="FloatTok"/>
-        </w:rPr>
-        <w:t xml:space="preserve">0.9</w:t>
+        <w:t xml:space="preserve">position =</w:t>
+      </w:r>
+      <w:r>
+        <w:rPr>
+          <w:rStyle w:val="NormalTok"/>
+        </w:rPr>
+        <w:t xml:space="preserve"> dodge_pos</w:t>
       </w:r>
       <w:r>
         <w:br/>

--- a/docs/content/ggplot_1/ggplot_1_activity.docx
+++ b/docs/content/ggplot_1/ggplot_1_activity.docx
@@ -31,7 +31,7 @@
         <w:pStyle w:val="Date"/>
       </w:pPr>
       <w:r>
-        <w:t xml:space="preserve">2026-09-10</w:t>
+        <w:t xml:space="preserve">2026-09-14</w:t>
       </w:r>
     </w:p>
     <w:bookmarkStart w:id="13" w:name="grouped-summaries-and-facets"/>
@@ -1064,167 +1064,6 @@
     </w:p>
     <w:p>
       <w:pPr>
-        <w:pStyle w:val="SourceCode"/>
-      </w:pPr>
-      <w:r>
-        <w:rPr>
-          <w:rStyle w:val="CommentTok"/>
-        </w:rPr>
-        <w:t xml:space="preserve"># ---- Positions: define once, reuse on every layer -------</w:t>
-      </w:r>
-      <w:r>
-        <w:br/>
-      </w:r>
-      <w:r>
-        <w:rPr>
-          <w:rStyle w:val="NormalTok"/>
-        </w:rPr>
-        <w:t xml:space="preserve">jitter_pos </w:t>
-      </w:r>
-      <w:r>
-        <w:rPr>
-          <w:rStyle w:val="OtherTok"/>
-        </w:rPr>
-        <w:t xml:space="preserve">&lt;-</w:t>
-      </w:r>
-      <w:r>
-        <w:rPr>
-          <w:rStyle w:val="NormalTok"/>
-        </w:rPr>
-        <w:t xml:space="preserve"> </w:t>
-      </w:r>
-      <w:r>
-        <w:rPr>
-          <w:rStyle w:val="FunctionTok"/>
-        </w:rPr>
-        <w:t xml:space="preserve">position_jitter</w:t>
-      </w:r>
-      <w:r>
-        <w:rPr>
-          <w:rStyle w:val="NormalTok"/>
-        </w:rPr>
-        <w:t xml:space="preserve">(</w:t>
-      </w:r>
-      <w:r>
-        <w:rPr>
-          <w:rStyle w:val="AttributeTok"/>
-        </w:rPr>
-        <w:t xml:space="preserve">width =</w:t>
-      </w:r>
-      <w:r>
-        <w:rPr>
-          <w:rStyle w:val="NormalTok"/>
-        </w:rPr>
-        <w:t xml:space="preserve"> </w:t>
-      </w:r>
-      <w:r>
-        <w:rPr>
-          <w:rStyle w:val="FloatTok"/>
-        </w:rPr>
-        <w:t xml:space="preserve">0.15</w:t>
-      </w:r>
-      <w:r>
-        <w:rPr>
-          <w:rStyle w:val="NormalTok"/>
-        </w:rPr>
-        <w:t xml:space="preserve">, </w:t>
-      </w:r>
-      <w:r>
-        <w:rPr>
-          <w:rStyle w:val="AttributeTok"/>
-        </w:rPr>
-        <w:t xml:space="preserve">seed =</w:t>
-      </w:r>
-      <w:r>
-        <w:rPr>
-          <w:rStyle w:val="NormalTok"/>
-        </w:rPr>
-        <w:t xml:space="preserve"> </w:t>
-      </w:r>
-      <w:r>
-        <w:rPr>
-          <w:rStyle w:val="DecValTok"/>
-        </w:rPr>
-        <w:t xml:space="preserve">42</w:t>
-      </w:r>
-      <w:r>
-        <w:rPr>
-          <w:rStyle w:val="NormalTok"/>
-        </w:rPr>
-        <w:t xml:space="preserve">)  </w:t>
-      </w:r>
-      <w:r>
-        <w:rPr>
-          <w:rStyle w:val="CommentTok"/>
-        </w:rPr>
-        <w:t xml:space="preserve"># raw points: spread them out</w:t>
-      </w:r>
-      <w:r>
-        <w:br/>
-      </w:r>
-      <w:r>
-        <w:rPr>
-          <w:rStyle w:val="NormalTok"/>
-        </w:rPr>
-        <w:t xml:space="preserve">dodge_pos  </w:t>
-      </w:r>
-      <w:r>
-        <w:rPr>
-          <w:rStyle w:val="OtherTok"/>
-        </w:rPr>
-        <w:t xml:space="preserve">&lt;-</w:t>
-      </w:r>
-      <w:r>
-        <w:rPr>
-          <w:rStyle w:val="NormalTok"/>
-        </w:rPr>
-        <w:t xml:space="preserve"> </w:t>
-      </w:r>
-      <w:r>
-        <w:rPr>
-          <w:rStyle w:val="FunctionTok"/>
-        </w:rPr>
-        <w:t xml:space="preserve">position_dodge</w:t>
-      </w:r>
-      <w:r>
-        <w:rPr>
-          <w:rStyle w:val="NormalTok"/>
-        </w:rPr>
-        <w:t xml:space="preserve">(</w:t>
-      </w:r>
-      <w:r>
-        <w:rPr>
-          <w:rStyle w:val="AttributeTok"/>
-        </w:rPr>
-        <w:t xml:space="preserve">width =</w:t>
-      </w:r>
-      <w:r>
-        <w:rPr>
-          <w:rStyle w:val="NormalTok"/>
-        </w:rPr>
-        <w:t xml:space="preserve"> </w:t>
-      </w:r>
-      <w:r>
-        <w:rPr>
-          <w:rStyle w:val="FloatTok"/>
-        </w:rPr>
-        <w:t xml:space="preserve">0.2</w:t>
-      </w:r>
-      <w:r>
-        <w:rPr>
-          <w:rStyle w:val="NormalTok"/>
-        </w:rPr>
-        <w:t xml:space="preserve">)                </w:t>
-      </w:r>
-      <w:r>
-        <w:rPr>
-          <w:rStyle w:val="CommentTok"/>
-        </w:rPr>
-        <w:t xml:space="preserve"># grouped means / lines: shift side by side</w:t>
-      </w:r>
-    </w:p>
-    <w:p>
-      <w:pPr>
         <w:pStyle w:val="BlockText"/>
       </w:pPr>
       <w:r>
@@ -1322,114 +1161,6 @@
       </w:r>
       <w:r>
         <w:t xml:space="preserve">.</w:t>
-      </w:r>
-    </w:p>
-    <w:p>
-      <w:pPr>
-        <w:pStyle w:val="BlockText"/>
-      </w:pPr>
-      <w:r>
-        <w:t xml:space="preserve">📌</w:t>
-      </w:r>
-      <w:r>
-        <w:t xml:space="preserve"> </w:t>
-      </w:r>
-      <w:r>
-        <w:rPr>
-          <w:rStyle w:val="VerbatimChar"/>
-        </w:rPr>
-        <w:t xml:space="preserve">jitter_pos</w:t>
-      </w:r>
-      <w:r>
-        <w:t xml:space="preserve"> </w:t>
-      </w:r>
-      <w:r>
-        <w:t xml:space="preserve">keeps overlapping points from stacking (the</w:t>
-      </w:r>
-      <w:r>
-        <w:t xml:space="preserve"> </w:t>
-      </w:r>
-      <w:r>
-        <w:rPr>
-          <w:rStyle w:val="VerbatimChar"/>
-        </w:rPr>
-        <w:t xml:space="preserve">seed</w:t>
-      </w:r>
-      <w:r>
-        <w:t xml:space="preserve"> </w:t>
-      </w:r>
-      <w:r>
-        <w:t xml:space="preserve">makes the scatter reproducible).</w:t>
-      </w:r>
-      <w:r>
-        <w:t xml:space="preserve"> </w:t>
-      </w:r>
-      <w:r>
-        <w:rPr>
-          <w:rStyle w:val="VerbatimChar"/>
-        </w:rPr>
-        <w:t xml:space="preserve">dodge_pos</w:t>
-      </w:r>
-      <w:r>
-        <w:t xml:space="preserve"> </w:t>
-      </w:r>
-      <w:r>
-        <w:t xml:space="preserve">does nothing while there is only one group per x, but you reuse the</w:t>
-      </w:r>
-      <w:r>
-        <w:t xml:space="preserve"> </w:t>
-      </w:r>
-      <w:r>
-        <w:rPr>
-          <w:i/>
-          <w:iCs/>
-        </w:rPr>
-        <w:t xml:space="preserve">same</w:t>
-      </w:r>
-      <w:r>
-        <w:t xml:space="preserve"> </w:t>
-      </w:r>
-      <w:r>
-        <w:t xml:space="preserve">object on</w:t>
-      </w:r>
-      <w:r>
-        <w:t xml:space="preserve"> </w:t>
-      </w:r>
-      <w:r>
-        <w:rPr>
-          <w:rStyle w:val="VerbatimChar"/>
-        </w:rPr>
-        <w:t xml:space="preserve">geom_point()</w:t>
-      </w:r>
-      <w:r>
-        <w:t xml:space="preserve">,</w:t>
-      </w:r>
-      <w:r>
-        <w:t xml:space="preserve"> </w:t>
-      </w:r>
-      <w:r>
-        <w:rPr>
-          <w:rStyle w:val="VerbatimChar"/>
-        </w:rPr>
-        <w:t xml:space="preserve">stat_summary()</w:t>
-      </w:r>
-      <w:r>
-        <w:t xml:space="preserve">, and</w:t>
-      </w:r>
-      <w:r>
-        <w:t xml:space="preserve"> </w:t>
-      </w:r>
-      <w:r>
-        <w:rPr>
-          <w:rStyle w:val="VerbatimChar"/>
-        </w:rPr>
-        <w:t xml:space="preserve">geom_line()</w:t>
-      </w:r>
-      <w:r>
-        <w:t xml:space="preserve"> </w:t>
-      </w:r>
-      <w:r>
-        <w:t xml:space="preserve">so grouped summaries stay aligned.</w:t>
       </w:r>
     </w:p>
     <w:p>
@@ -1667,7 +1398,7 @@
         <w:rPr>
           <w:rStyle w:val="FunctionTok"/>
         </w:rPr>
-        <w:t xml:space="preserve">geom_point</w:t>
+        <w:t xml:space="preserve">geom_jitter</w:t>
       </w:r>
       <w:r>
         <w:rPr>
@@ -1679,13 +1410,25 @@
         <w:rPr>
           <w:rStyle w:val="AttributeTok"/>
         </w:rPr>
-        <w:t xml:space="preserve">position =</w:t>
-      </w:r>
-      <w:r>
-        <w:rPr>
-          <w:rStyle w:val="NormalTok"/>
-        </w:rPr>
-        <w:t xml:space="preserve"> jitter_pos, </w:t>
+        <w:t xml:space="preserve">width =</w:t>
+      </w:r>
+      <w:r>
+        <w:rPr>
+          <w:rStyle w:val="NormalTok"/>
+        </w:rPr>
+        <w:t xml:space="preserve"> </w:t>
+      </w:r>
+      <w:r>
+        <w:rPr>
+          <w:rStyle w:val="FloatTok"/>
+        </w:rPr>
+        <w:t xml:space="preserve">0.15</w:t>
+      </w:r>
+      <w:r>
+        <w:rPr>
+          <w:rStyle w:val="NormalTok"/>
+        </w:rPr>
+        <w:t xml:space="preserve">, </w:t>
       </w:r>
       <w:r>
         <w:rPr>
@@ -2276,7 +2019,7 @@
         <w:rPr>
           <w:rStyle w:val="FunctionTok"/>
         </w:rPr>
-        <w:t xml:space="preserve">geom_point</w:t>
+        <w:t xml:space="preserve">geom_jitter</w:t>
       </w:r>
       <w:r>
         <w:rPr>
@@ -2288,13 +2031,25 @@
         <w:rPr>
           <w:rStyle w:val="AttributeTok"/>
         </w:rPr>
-        <w:t xml:space="preserve">position =</w:t>
-      </w:r>
-      <w:r>
-        <w:rPr>
-          <w:rStyle w:val="NormalTok"/>
-        </w:rPr>
-        <w:t xml:space="preserve"> jitter_pos, </w:t>
+        <w:t xml:space="preserve">width =</w:t>
+      </w:r>
+      <w:r>
+        <w:rPr>
+          <w:rStyle w:val="NormalTok"/>
+        </w:rPr>
+        <w:t xml:space="preserve"> </w:t>
+      </w:r>
+      <w:r>
+        <w:rPr>
+          <w:rStyle w:val="FloatTok"/>
+        </w:rPr>
+        <w:t xml:space="preserve">0.15</w:t>
+      </w:r>
+      <w:r>
+        <w:rPr>
+          <w:rStyle w:val="NormalTok"/>
+        </w:rPr>
+        <w:t xml:space="preserve">, </w:t>
       </w:r>
       <w:r>
         <w:rPr>
@@ -4239,7 +3994,7 @@
         <w:rPr>
           <w:rStyle w:val="FunctionTok"/>
         </w:rPr>
-        <w:t xml:space="preserve">geom_point</w:t>
+        <w:t xml:space="preserve">geom_jitter</w:t>
       </w:r>
       <w:r>
         <w:rPr>
@@ -4251,13 +4006,25 @@
         <w:rPr>
           <w:rStyle w:val="AttributeTok"/>
         </w:rPr>
-        <w:t xml:space="preserve">position =</w:t>
-      </w:r>
-      <w:r>
-        <w:rPr>
-          <w:rStyle w:val="NormalTok"/>
-        </w:rPr>
-        <w:t xml:space="preserve"> jitter_pos, </w:t>
+        <w:t xml:space="preserve">width =</w:t>
+      </w:r>
+      <w:r>
+        <w:rPr>
+          <w:rStyle w:val="NormalTok"/>
+        </w:rPr>
+        <w:t xml:space="preserve"> </w:t>
+      </w:r>
+      <w:r>
+        <w:rPr>
+          <w:rStyle w:val="FloatTok"/>
+        </w:rPr>
+        <w:t xml:space="preserve">0.15</w:t>
+      </w:r>
+      <w:r>
+        <w:rPr>
+          <w:rStyle w:val="NormalTok"/>
+        </w:rPr>
+        <w:t xml:space="preserve">, </w:t>
       </w:r>
       <w:r>
         <w:rPr>
@@ -4416,28 +4183,7 @@
         <w:rPr>
           <w:rStyle w:val="NormalTok"/>
         </w:rPr>
-        <w:t xml:space="preserve">,</w:t>
-      </w:r>
-      <w:r>
-        <w:br/>
-      </w:r>
-      <w:r>
-        <w:rPr>
-          <w:rStyle w:val="NormalTok"/>
-        </w:rPr>
-        <w:t xml:space="preserve">               </w:t>
-      </w:r>
-      <w:r>
-        <w:rPr>
-          <w:rStyle w:val="AttributeTok"/>
-        </w:rPr>
-        <w:t xml:space="preserve">position =</w:t>
-      </w:r>
-      <w:r>
-        <w:rPr>
-          <w:rStyle w:val="NormalTok"/>
-        </w:rPr>
-        <w:t xml:space="preserve"> dodge_pos) </w:t>
+        <w:t xml:space="preserve">) </w:t>
       </w:r>
       <w:r>
         <w:rPr>
@@ -4941,7 +4687,7 @@
         <w:rPr>
           <w:rStyle w:val="FunctionTok"/>
         </w:rPr>
-        <w:t xml:space="preserve">geom_point</w:t>
+        <w:t xml:space="preserve">geom_jitter</w:t>
       </w:r>
       <w:r>
         <w:rPr>
@@ -4953,13 +4699,25 @@
         <w:rPr>
           <w:rStyle w:val="AttributeTok"/>
         </w:rPr>
-        <w:t xml:space="preserve">position =</w:t>
-      </w:r>
-      <w:r>
-        <w:rPr>
-          <w:rStyle w:val="NormalTok"/>
-        </w:rPr>
-        <w:t xml:space="preserve"> jitter_pos, </w:t>
+        <w:t xml:space="preserve">width =</w:t>
+      </w:r>
+      <w:r>
+        <w:rPr>
+          <w:rStyle w:val="NormalTok"/>
+        </w:rPr>
+        <w:t xml:space="preserve"> </w:t>
+      </w:r>
+      <w:r>
+        <w:rPr>
+          <w:rStyle w:val="FloatTok"/>
+        </w:rPr>
+        <w:t xml:space="preserve">0.15</w:t>
+      </w:r>
+      <w:r>
+        <w:rPr>
+          <w:rStyle w:val="NormalTok"/>
+        </w:rPr>
+        <w:t xml:space="preserve">, </w:t>
       </w:r>
       <w:r>
         <w:rPr>
@@ -5094,6 +4852,87 @@
         <w:rPr>
           <w:rStyle w:val="NormalTok"/>
         </w:rPr>
+        <w:t xml:space="preserve">) </w:t>
+      </w:r>
+      <w:r>
+        <w:rPr>
+          <w:rStyle w:val="SpecialCharTok"/>
+        </w:rPr>
+        <w:t xml:space="preserve">+</w:t>
+      </w:r>
+      <w:r>
+        <w:br/>
+      </w:r>
+      <w:r>
+        <w:rPr>
+          <w:rStyle w:val="NormalTok"/>
+        </w:rPr>
+        <w:t xml:space="preserve">  </w:t>
+      </w:r>
+      <w:r>
+        <w:rPr>
+          <w:rStyle w:val="FunctionTok"/>
+        </w:rPr>
+        <w:t xml:space="preserve">stat_summary</w:t>
+      </w:r>
+      <w:r>
+        <w:rPr>
+          <w:rStyle w:val="NormalTok"/>
+        </w:rPr>
+        <w:t xml:space="preserve">(</w:t>
+      </w:r>
+      <w:r>
+        <w:br/>
+      </w:r>
+      <w:r>
+        <w:rPr>
+          <w:rStyle w:val="NormalTok"/>
+        </w:rPr>
+        <w:t xml:space="preserve">    </w:t>
+      </w:r>
+      <w:r>
+        <w:rPr>
+          <w:rStyle w:val="AttributeTok"/>
+        </w:rPr>
+        <w:t xml:space="preserve">fun.data =</w:t>
+      </w:r>
+      <w:r>
+        <w:rPr>
+          <w:rStyle w:val="NormalTok"/>
+        </w:rPr>
+        <w:t xml:space="preserve"> mean_se,</w:t>
+      </w:r>
+      <w:r>
+        <w:br/>
+      </w:r>
+      <w:r>
+        <w:rPr>
+          <w:rStyle w:val="NormalTok"/>
+        </w:rPr>
+        <w:t xml:space="preserve">    </w:t>
+      </w:r>
+      <w:r>
+        <w:rPr>
+          <w:rStyle w:val="AttributeTok"/>
+        </w:rPr>
+        <w:t xml:space="preserve">geom =</w:t>
+      </w:r>
+      <w:r>
+        <w:rPr>
+          <w:rStyle w:val="NormalTok"/>
+        </w:rPr>
+        <w:t xml:space="preserve"> </w:t>
+      </w:r>
+      <w:r>
+        <w:rPr>
+          <w:rStyle w:val="StringTok"/>
+        </w:rPr>
+        <w:t xml:space="preserve">"errorbar"</w:t>
+      </w:r>
+      <w:r>
+        <w:rPr>
+          <w:rStyle w:val="NormalTok"/>
+        </w:rPr>
         <w:t xml:space="preserve">,</w:t>
       </w:r>
       <w:r>
@@ -5103,46 +4942,31 @@
         <w:rPr>
           <w:rStyle w:val="NormalTok"/>
         </w:rPr>
-        <w:t xml:space="preserve">               </w:t>
+        <w:t xml:space="preserve">    </w:t>
       </w:r>
       <w:r>
         <w:rPr>
           <w:rStyle w:val="AttributeTok"/>
         </w:rPr>
-        <w:t xml:space="preserve">position =</w:t>
-      </w:r>
-      <w:r>
-        <w:rPr>
-          <w:rStyle w:val="NormalTok"/>
-        </w:rPr>
-        <w:t xml:space="preserve"> dodge_pos) </w:t>
-      </w:r>
-      <w:r>
-        <w:rPr>
-          <w:rStyle w:val="SpecialCharTok"/>
-        </w:rPr>
-        <w:t xml:space="preserve">+</w:t>
-      </w:r>
-      <w:r>
-        <w:br/>
-      </w:r>
-      <w:r>
-        <w:rPr>
-          <w:rStyle w:val="NormalTok"/>
-        </w:rPr>
-        <w:t xml:space="preserve">  </w:t>
-      </w:r>
-      <w:r>
-        <w:rPr>
-          <w:rStyle w:val="FunctionTok"/>
-        </w:rPr>
-        <w:t xml:space="preserve">stat_summary</w:t>
-      </w:r>
-      <w:r>
-        <w:rPr>
-          <w:rStyle w:val="NormalTok"/>
-        </w:rPr>
-        <w:t xml:space="preserve">(</w:t>
+        <w:t xml:space="preserve">width =</w:t>
+      </w:r>
+      <w:r>
+        <w:rPr>
+          <w:rStyle w:val="NormalTok"/>
+        </w:rPr>
+        <w:t xml:space="preserve"> </w:t>
+      </w:r>
+      <w:r>
+        <w:rPr>
+          <w:rStyle w:val="FloatTok"/>
+        </w:rPr>
+        <w:t xml:space="preserve">0.15</w:t>
+      </w:r>
+      <w:r>
+        <w:rPr>
+          <w:rStyle w:val="NormalTok"/>
+        </w:rPr>
+        <w:t xml:space="preserve">,</w:t>
       </w:r>
       <w:r>
         <w:br/>
@@ -5157,61 +4981,7 @@
         <w:rPr>
           <w:rStyle w:val="AttributeTok"/>
         </w:rPr>
-        <w:t xml:space="preserve">fun.data =</w:t>
-      </w:r>
-      <w:r>
-        <w:rPr>
-          <w:rStyle w:val="NormalTok"/>
-        </w:rPr>
-        <w:t xml:space="preserve"> mean_se,</w:t>
-      </w:r>
-      <w:r>
-        <w:br/>
-      </w:r>
-      <w:r>
-        <w:rPr>
-          <w:rStyle w:val="NormalTok"/>
-        </w:rPr>
-        <w:t xml:space="preserve">    </w:t>
-      </w:r>
-      <w:r>
-        <w:rPr>
-          <w:rStyle w:val="AttributeTok"/>
-        </w:rPr>
-        <w:t xml:space="preserve">geom =</w:t>
-      </w:r>
-      <w:r>
-        <w:rPr>
-          <w:rStyle w:val="NormalTok"/>
-        </w:rPr>
-        <w:t xml:space="preserve"> </w:t>
-      </w:r>
-      <w:r>
-        <w:rPr>
-          <w:rStyle w:val="StringTok"/>
-        </w:rPr>
-        <w:t xml:space="preserve">"errorbar"</w:t>
-      </w:r>
-      <w:r>
-        <w:rPr>
-          <w:rStyle w:val="NormalTok"/>
-        </w:rPr>
-        <w:t xml:space="preserve">,</w:t>
-      </w:r>
-      <w:r>
-        <w:br/>
-      </w:r>
-      <w:r>
-        <w:rPr>
-          <w:rStyle w:val="NormalTok"/>
-        </w:rPr>
-        <w:t xml:space="preserve">    </w:t>
-      </w:r>
-      <w:r>
-        <w:rPr>
-          <w:rStyle w:val="AttributeTok"/>
-        </w:rPr>
-        <w:t xml:space="preserve">width =</w:t>
+        <w:t xml:space="preserve">linewidth =</w:t>
       </w:r>
       <w:r>
         <w:rPr>
@@ -5223,67 +4993,7 @@
         <w:rPr>
           <w:rStyle w:val="FloatTok"/>
         </w:rPr>
-        <w:t xml:space="preserve">0.15</w:t>
-      </w:r>
-      <w:r>
-        <w:rPr>
-          <w:rStyle w:val="NormalTok"/>
-        </w:rPr>
-        <w:t xml:space="preserve">,</w:t>
-      </w:r>
-      <w:r>
-        <w:br/>
-      </w:r>
-      <w:r>
-        <w:rPr>
-          <w:rStyle w:val="NormalTok"/>
-        </w:rPr>
-        <w:t xml:space="preserve">    </w:t>
-      </w:r>
-      <w:r>
-        <w:rPr>
-          <w:rStyle w:val="AttributeTok"/>
-        </w:rPr>
-        <w:t xml:space="preserve">linewidth =</w:t>
-      </w:r>
-      <w:r>
-        <w:rPr>
-          <w:rStyle w:val="NormalTok"/>
-        </w:rPr>
-        <w:t xml:space="preserve"> </w:t>
-      </w:r>
-      <w:r>
-        <w:rPr>
-          <w:rStyle w:val="FloatTok"/>
-        </w:rPr>
         <w:t xml:space="preserve">0.9</w:t>
-      </w:r>
-      <w:r>
-        <w:rPr>
-          <w:rStyle w:val="NormalTok"/>
-        </w:rPr>
-        <w:t xml:space="preserve">,</w:t>
-      </w:r>
-      <w:r>
-        <w:br/>
-      </w:r>
-      <w:r>
-        <w:rPr>
-          <w:rStyle w:val="NormalTok"/>
-        </w:rPr>
-        <w:t xml:space="preserve">    </w:t>
-      </w:r>
-      <w:r>
-        <w:rPr>
-          <w:rStyle w:val="AttributeTok"/>
-        </w:rPr>
-        <w:t xml:space="preserve">position =</w:t>
-      </w:r>
-      <w:r>
-        <w:rPr>
-          <w:rStyle w:val="NormalTok"/>
-        </w:rPr>
-        <w:t xml:space="preserve"> dodge_pos</w:t>
       </w:r>
       <w:r>
         <w:br/>
@@ -6260,7 +5970,7 @@
         <w:rPr>
           <w:rStyle w:val="VerbatimChar"/>
         </w:rPr>
-        <w:t xml:space="preserve">tree_project/</w:t>
+        <w:t xml:space="preserve">leaf_project/</w:t>
       </w:r>
       <w:r>
         <w:br/>

--- a/docs/content/ggplot_1/ggplot_1_activity.docx
+++ b/docs/content/ggplot_1/ggplot_1_activity.docx
@@ -6800,7 +6800,7 @@
           <w:i/>
           <w:iCs/>
         </w:rPr>
-        <w:t xml:space="preserve">End of the GGplot I activity. Next: GGplot II — more geoms,</w:t>
+        <w:t xml:space="preserve">End of the GGplot I activity. Next: GGplot II — new data,</w:t>
       </w:r>
       <w:r>
         <w:rPr>
@@ -6822,7 +6822,7 @@
           <w:i/>
           <w:iCs/>
         </w:rPr>
-        <w:t xml:space="preserve">, and themes.</w:t>
+        <w:t xml:space="preserve">, distributions, and themes.</w:t>
       </w:r>
     </w:p>
     <w:bookmarkEnd w:id="36"/>

--- a/docs/content/ggplot_1/ggplot_1_activity.docx
+++ b/docs/content/ggplot_1/ggplot_1_activity.docx
@@ -8285,7 +8285,6 @@
         <w:bottom w:color="FF0000" w:space="1" w:sz="8" w:val="single"/>
         <w:right w:color="FF0000" w:space="4" w:sz="8" w:val="single"/>
       </w:pBdr>
-      <w:shd w:color="auto" w:fill="auto" w:val="pct15"/>
       <w:spacing w:after="120" w:before="120"/>
       <w:ind w:left="432" w:right="432"/>
     </w:pPr>
@@ -8306,7 +8305,6 @@
         <w:bottom w:color="auto" w:space="1" w:sz="8" w:val="single"/>
         <w:right w:color="auto" w:space="4" w:sz="8" w:val="single"/>
       </w:pBdr>
-      <w:shd w:color="auto" w:fill="auto" w:val="pct15"/>
       <w:spacing w:after="240" w:before="240"/>
       <w:ind w:left="432" w:right="432"/>
     </w:pPr>
@@ -8321,7 +8319,6 @@
     <w:qFormat/>
     <w:rsid w:val="00771E03"/>
     <w:pPr>
-      <w:shd w:color="auto" w:fill="auto" w:val="pct15"/>
       <w:spacing w:after="240" w:before="240"/>
       <w:ind w:left="432" w:right="432"/>
     </w:pPr>

--- a/docs/content/ggplot_1/ggplot_1_activity.docx
+++ b/docs/content/ggplot_1/ggplot_1_activity.docx
@@ -31,7 +31,7 @@
         <w:pStyle w:val="Date"/>
       </w:pPr>
       <w:r>
-        <w:t xml:space="preserve">2026-09-14</w:t>
+        <w:t xml:space="preserve">2026-09-21</w:t>
       </w:r>
     </w:p>
     <w:bookmarkStart w:id="13" w:name="grouped-summaries-and-facets"/>

--- a/docs/content/ggplot_1/ggplot_1_activity.docx
+++ b/docs/content/ggplot_1/ggplot_1_activity.docx
@@ -31,7 +31,7 @@
         <w:pStyle w:val="Date"/>
       </w:pPr>
       <w:r>
-        <w:t xml:space="preserve">2026-09-21</w:t>
+        <w:t xml:space="preserve">2026-09-22</w:t>
       </w:r>
     </w:p>
     <w:bookmarkStart w:id="13" w:name="grouped-summaries-and-facets"/>

--- a/docs/content/ggplot_1/ggplot_1_activity.docx
+++ b/docs/content/ggplot_1/ggplot_1_activity.docx
@@ -31,7 +31,7 @@
         <w:pStyle w:val="Date"/>
       </w:pPr>
       <w:r>
-        <w:t xml:space="preserve">2026-09-22</w:t>
+        <w:t xml:space="preserve">2026-09-23</w:t>
       </w:r>
     </w:p>
     <w:bookmarkStart w:id="13" w:name="grouped-summaries-and-facets"/>

--- a/docs/content/ggplot_1/ggplot_1_activity.docx
+++ b/docs/content/ggplot_1/ggplot_1_activity.docx
@@ -8368,6 +8368,252 @@
       <w:spacing w:after="100"/>
     </w:pPr>
   </w:style>
+  <w:style w:styleId="BodyText" w:type="paragraph">
+    <w:name w:val="Body Text"/>
+    <w:basedOn w:val="Normal"/>
+    <w:link w:val="BodyTextChar"/>
+    <w:qFormat/>
+    <w:pPr>
+      <w:spacing w:after="180" w:before="180"/>
+    </w:pPr>
+  </w:style>
+  <w:style w:customStyle="1" w:styleId="FirstParagraph" w:type="paragraph">
+    <w:name w:val="First Paragraph"/>
+    <w:basedOn w:val="BodyText"/>
+    <w:next w:val="BodyText"/>
+    <w:qFormat/>
+  </w:style>
+  <w:style w:customStyle="1" w:styleId="Compact" w:type="paragraph">
+    <w:name w:val="Compact"/>
+    <w:basedOn w:val="BodyText"/>
+    <w:qFormat/>
+    <w:pPr>
+      <w:spacing w:after="36" w:before="36"/>
+    </w:pPr>
+  </w:style>
+  <w:style w:customStyle="1" w:styleId="Author" w:type="paragraph">
+    <w:name w:val="Author"/>
+    <w:basedOn w:val="Title"/>
+    <w:next w:val="BodyText"/>
+    <w:qFormat/>
+    <w:pPr>
+      <w:keepNext/>
+      <w:keepLines/>
+    </w:pPr>
+    <w:rPr>
+      <w:sz w:val="24"/>
+      <w:szCs w:val="24"/>
+    </w:rPr>
+  </w:style>
+  <w:style w:styleId="Date" w:type="paragraph">
+    <w:name w:val="Date"/>
+    <w:basedOn w:val="Title"/>
+    <w:next w:val="BodyText"/>
+    <w:qFormat/>
+    <w:pPr>
+      <w:keepNext/>
+      <w:keepLines/>
+    </w:pPr>
+    <w:rPr>
+      <w:sz w:val="24"/>
+      <w:szCs w:val="24"/>
+    </w:rPr>
+  </w:style>
+  <w:style w:customStyle="1" w:styleId="AbstractTitle" w:type="paragraph">
+    <w:name w:val="Abstract Title"/>
+    <w:basedOn w:val="Normal"/>
+    <w:next w:val="Abstract"/>
+    <w:qFormat/>
+    <w:pPr>
+      <w:keepNext/>
+      <w:keepLines/>
+      <w:spacing w:after="0" w:before="300"/>
+      <w:jc w:val="center"/>
+    </w:pPr>
+    <w:rPr>
+      <w:b/>
+      <w:sz w:val="20"/>
+      <w:szCs w:val="20"/>
+    </w:rPr>
+  </w:style>
+  <w:style w:customStyle="1" w:styleId="Abstract" w:type="paragraph">
+    <w:name w:val="Abstract"/>
+    <w:basedOn w:val="Normal"/>
+    <w:next w:val="BodyText"/>
+    <w:qFormat/>
+    <w:pPr>
+      <w:keepNext/>
+      <w:keepLines/>
+      <w:spacing w:after="300" w:before="100"/>
+    </w:pPr>
+    <w:rPr>
+      <w:sz w:val="20"/>
+      <w:szCs w:val="20"/>
+    </w:rPr>
+  </w:style>
+  <w:style w:styleId="Bibliography" w:type="paragraph">
+    <w:name w:val="Bibliography"/>
+    <w:basedOn w:val="Normal"/>
+    <w:next w:val="Bibliography"/>
+    <w:qFormat/>
+    <w:pPr/>
+    <w:rPr/>
+  </w:style>
+  <w:style w:styleId="BlockText" w:type="paragraph">
+    <w:name w:val="Block Text"/>
+    <w:basedOn w:val="BodyText"/>
+    <w:next w:val="BodyText"/>
+    <w:uiPriority w:val="9"/>
+    <w:unhideWhenUsed/>
+    <w:qFormat/>
+    <w:pPr>
+      <w:spacing w:after="100" w:before="100"/>
+      <w:ind w:firstLine="0" w:left="480" w:right="480"/>
+    </w:pPr>
+  </w:style>
+  <w:style w:styleId="FootnoteText" w:type="paragraph">
+    <w:name w:val="Footnote Text"/>
+    <w:basedOn w:val="Normal"/>
+    <w:next w:val="FootnoteText"/>
+    <w:uiPriority w:val="9"/>
+    <w:unhideWhenUsed/>
+    <w:qFormat/>
+  </w:style>
+  <w:style w:styleId="FootnoteBlockText" w:type="paragraph">
+    <w:name w:val="Footnote Block Text"/>
+    <w:basedOn w:val="FootnoteText"/>
+    <w:next w:val="FootnoteText"/>
+    <w:uiPriority w:val="9"/>
+    <w:unhideWhenUsed/>
+    <w:qFormat/>
+    <w:pPr>
+      <w:spacing w:after="100" w:before="100"/>
+      <w:ind w:firstLine="0" w:left="480" w:right="480"/>
+    </w:pPr>
+  </w:style>
+  <w:style w:styleId="Table" w:type="table">
+    <w:name w:val="Table"/>
+    <w:basedOn w:val="TableNormal"/>
+    <w:semiHidden/>
+    <w:unhideWhenUsed/>
+    <w:qFormat/>
+    <w:tblPr>
+      <w:tblInd w:type="dxa" w:w="0"/>
+      <w:tblCellMar>
+        <w:top w:type="dxa" w:w="0"/>
+        <w:left w:type="dxa" w:w="108"/>
+        <w:bottom w:type="dxa" w:w="0"/>
+        <w:right w:type="dxa" w:w="108"/>
+      </w:tblCellMar>
+    </w:tblPr>
+    <w:tblStylePr w:type="firstRow">
+      <w:tcPr>
+        <w:tcBorders>
+          <w:bottom w:val="single"/>
+        </w:tcBorders>
+        <w:vAlign w:val="bottom"/>
+      </w:tcPr>
+    </w:tblStylePr>
+  </w:style>
+  <w:style w:customStyle="1" w:styleId="DefinitionTerm" w:type="paragraph">
+    <w:name w:val="Definition Term"/>
+    <w:basedOn w:val="Normal"/>
+    <w:next w:val="Definition"/>
+    <w:pPr>
+      <w:keepNext/>
+      <w:keepLines/>
+      <w:spacing w:after="0"/>
+    </w:pPr>
+    <w:rPr>
+      <w:b/>
+    </w:rPr>
+  </w:style>
+  <w:style w:customStyle="1" w:styleId="Definition" w:type="paragraph">
+    <w:name w:val="Definition"/>
+    <w:basedOn w:val="Normal"/>
+  </w:style>
+  <w:style w:styleId="Caption" w:type="paragraph">
+    <w:name w:val="Caption"/>
+    <w:basedOn w:val="Normal"/>
+    <w:link w:val="BodyTextChar"/>
+    <w:pPr>
+      <w:spacing w:after="120" w:before="0"/>
+    </w:pPr>
+    <w:rPr>
+      <w:i/>
+    </w:rPr>
+  </w:style>
+  <w:style w:customStyle="1" w:styleId="TableCaption" w:type="paragraph">
+    <w:name w:val="Table Caption"/>
+    <w:basedOn w:val="Caption"/>
+    <w:pPr>
+      <w:keepNext/>
+    </w:pPr>
+  </w:style>
+  <w:style w:customStyle="1" w:styleId="ImageCaption" w:type="paragraph">
+    <w:name w:val="Image Caption"/>
+    <w:basedOn w:val="Caption"/>
+  </w:style>
+  <w:style w:customStyle="1" w:styleId="Figure" w:type="paragraph">
+    <w:name w:val="Figure"/>
+    <w:basedOn w:val="Normal"/>
+  </w:style>
+  <w:style w:customStyle="1" w:styleId="CaptionedFigure" w:type="paragraph">
+    <w:name w:val="Captioned Figure"/>
+    <w:basedOn w:val="Figure"/>
+    <w:pPr>
+      <w:keepNext/>
+    </w:pPr>
+  </w:style>
+  <w:style w:customStyle="1" w:styleId="BodyTextChar" w:type="character">
+    <w:name w:val="Body Text Char"/>
+    <w:basedOn w:val="DefaultParagraphFont"/>
+    <w:link w:val="BodyText"/>
+  </w:style>
+  <w:style w:customStyle="1" w:styleId="VerbatimChar" w:type="character">
+    <w:name w:val="Verbatim Char"/>
+    <w:basedOn w:val="BodyTextChar"/>
+    <w:rPr>
+      <w:rFonts w:ascii="Consolas" w:hAnsi="Consolas"/>
+      <w:sz w:val="22"/>
+    </w:rPr>
+  </w:style>
+  <w:style w:customStyle="1" w:styleId="SectionNumber" w:type="character">
+    <w:name w:val="Section Number"/>
+    <w:basedOn w:val="BodyTextChar"/>
+  </w:style>
+  <w:style w:styleId="FootnoteReference" w:type="character">
+    <w:name w:val="Footnote Reference"/>
+    <w:basedOn w:val="BodyTextChar"/>
+    <w:rPr>
+      <w:vertAlign w:val="superscript"/>
+    </w:rPr>
+  </w:style>
+  <w:style w:styleId="Hyperlink" w:type="character">
+    <w:name w:val="Hyperlink"/>
+    <w:basedOn w:val="BodyTextChar"/>
+    <w:rPr>
+      <w:color w:themeColor="accent1" w:val="4F81BD"/>
+    </w:rPr>
+  </w:style>
+  <w:style w:styleId="TOCHeading" w:type="paragraph">
+    <w:name w:val="TOC Heading"/>
+    <w:basedOn w:val="Heading1"/>
+    <w:next w:val="BodyText"/>
+    <w:uiPriority w:val="39"/>
+    <w:unhideWhenUsed/>
+    <w:qFormat/>
+    <w:pPr>
+      <w:spacing w:before="240" w:line="259" w:lineRule="auto"/>
+      <w:outlineLvl w:val="9"/>
+    </w:pPr>
+    <w:rPr>
+      <w:rFonts w:asciiTheme="majorHAnsi" w:cstheme="majorBidi" w:eastAsiaTheme="majorEastAsia" w:hAnsiTheme="majorHAnsi"/>
+      <w:b w:val="0"/>
+      <w:bCs w:val="0"/>
+      <w:color w:themeColor="accent1" w:themeShade="BF" w:val="365F91"/>
+    </w:rPr>
+  </w:style>
   <w:style w:type="character" w:customStyle="1" w:styleId="KeywordTok">
     <w:name w:val="KeywordTok"/>
     <w:basedOn w:val="VerbatimChar"/>

--- a/docs/content/ggplot_1/ggplot_1_activity.docx
+++ b/docs/content/ggplot_1/ggplot_1_activity.docx
@@ -6828,7 +6828,7 @@
     <w:bookmarkEnd w:id="36"/>
     <w:sectPr>
       <w:pgSz w:h="15840" w:w="12240"/>
-      <w:pgMar w:bottom="1440" w:footer="720" w:gutter="0" w:header="720" w:left="1440" w:right="1440" w:top="1440"/>
+      <w:pgMar w:bottom="720" w:footer="432" w:gutter="0" w:header="432" w:left="720" w:right="1008" w:top="720"/>
       <w:cols w:space="720"/>
       <w:docGrid w:linePitch="360"/>
     </w:sectPr>
@@ -7367,7 +7367,11 @@
         <w14:ligatures w14:val="standardContextual"/>
       </w:rPr>
     </w:rPrDefault>
-    <w:pPrDefault/>
+    <w:pPrDefault>
+      <w:pPr>
+        <w:spacing w:after="0" w:before="0" w:line="240" w:lineRule="auto"/>
+      </w:pPr>
+    </w:pPrDefault>
   </w:docDefaults>
   <w:latentStyles w:count="376" w:defLockedState="0" w:defQFormat="0" w:defSemiHidden="0" w:defUIPriority="99" w:defUnhideWhenUsed="0">
     <w:lsdException w:name="Normal" w:qFormat="1" w:uiPriority="0"/>
@@ -8167,7 +8171,7 @@
     <w:qFormat/>
     <w:rsid w:val="00AF5CF1"/>
     <w:pPr>
-      <w:spacing w:after="160" w:before="160"/>
+      <w:spacing w:after="0" w:before="0"/>
       <w:jc w:val="center"/>
     </w:pPr>
     <w:rPr>
@@ -8285,7 +8289,7 @@
         <w:bottom w:color="FF0000" w:space="1" w:sz="8" w:val="single"/>
         <w:right w:color="FF0000" w:space="4" w:sz="8" w:val="single"/>
       </w:pBdr>
-      <w:spacing w:after="120" w:before="120"/>
+      <w:spacing w:after="40" w:before="40"/>
       <w:ind w:left="432" w:right="432"/>
     </w:pPr>
     <w:rPr>
@@ -8305,7 +8309,7 @@
         <w:bottom w:color="auto" w:space="1" w:sz="8" w:val="single"/>
         <w:right w:color="auto" w:space="4" w:sz="8" w:val="single"/>
       </w:pBdr>
-      <w:spacing w:after="240" w:before="240"/>
+      <w:spacing w:after="40" w:before="40"/>
       <w:ind w:left="432" w:right="432"/>
     </w:pPr>
     <w:rPr>
@@ -8319,7 +8323,7 @@
     <w:qFormat/>
     <w:rsid w:val="00771E03"/>
     <w:pPr>
-      <w:spacing w:after="240" w:before="240"/>
+      <w:spacing w:after="40" w:before="40"/>
       <w:ind w:left="432" w:right="432"/>
     </w:pPr>
     <w:rPr>
@@ -8365,7 +8369,7 @@
     <w:unhideWhenUsed/>
     <w:rsid w:val="00322D32"/>
     <w:pPr>
-      <w:spacing w:after="100"/>
+      <w:spacing w:after="0" w:before="0"/>
     </w:pPr>
   </w:style>
   <w:style w:styleId="BodyText" w:type="paragraph">
@@ -8374,7 +8378,7 @@
     <w:link w:val="BodyTextChar"/>
     <w:qFormat/>
     <w:pPr>
-      <w:spacing w:after="180" w:before="180"/>
+      <w:spacing w:after="0" w:before="0"/>
     </w:pPr>
   </w:style>
   <w:style w:customStyle="1" w:styleId="FirstParagraph" w:type="paragraph">
@@ -8382,13 +8386,16 @@
     <w:basedOn w:val="BodyText"/>
     <w:next w:val="BodyText"/>
     <w:qFormat/>
+    <w:pPr>
+      <w:spacing w:after="0" w:before="0"/>
+    </w:pPr>
   </w:style>
   <w:style w:customStyle="1" w:styleId="Compact" w:type="paragraph">
     <w:name w:val="Compact"/>
     <w:basedOn w:val="BodyText"/>
     <w:qFormat/>
     <w:pPr>
-      <w:spacing w:after="36" w:before="36"/>
+      <w:spacing w:after="0" w:before="0"/>
     </w:pPr>
   </w:style>
   <w:style w:customStyle="1" w:styleId="Author" w:type="paragraph">
@@ -8467,7 +8474,7 @@
     <w:unhideWhenUsed/>
     <w:qFormat/>
     <w:pPr>
-      <w:spacing w:after="100" w:before="100"/>
+      <w:spacing w:after="0" w:before="0"/>
       <w:ind w:firstLine="0" w:left="480" w:right="480"/>
     </w:pPr>
   </w:style>
@@ -8537,7 +8544,7 @@
     <w:basedOn w:val="Normal"/>
     <w:link w:val="BodyTextChar"/>
     <w:pPr>
-      <w:spacing w:after="120" w:before="0"/>
+      <w:spacing w:after="0" w:before="0"/>
     </w:pPr>
     <w:rPr>
       <w:i/>
@@ -8547,21 +8554,29 @@
     <w:name w:val="Table Caption"/>
     <w:basedOn w:val="Caption"/>
     <w:pPr>
+      <w:spacing w:after="0" w:before="0"/>
       <w:keepNext/>
     </w:pPr>
   </w:style>
   <w:style w:customStyle="1" w:styleId="ImageCaption" w:type="paragraph">
     <w:name w:val="Image Caption"/>
     <w:basedOn w:val="Caption"/>
+    <w:pPr>
+      <w:spacing w:after="0" w:before="0"/>
+    </w:pPr>
   </w:style>
   <w:style w:customStyle="1" w:styleId="Figure" w:type="paragraph">
     <w:name w:val="Figure"/>
     <w:basedOn w:val="Normal"/>
+    <w:pPr>
+      <w:spacing w:after="0" w:before="0"/>
+    </w:pPr>
   </w:style>
   <w:style w:customStyle="1" w:styleId="CaptionedFigure" w:type="paragraph">
     <w:name w:val="Captioned Figure"/>
     <w:basedOn w:val="Figure"/>
     <w:pPr>
+      <w:spacing w:after="0" w:before="0"/>
       <w:keepNext/>
     </w:pPr>
   </w:style>
@@ -8574,8 +8589,8 @@
     <w:name w:val="Verbatim Char"/>
     <w:basedOn w:val="BodyTextChar"/>
     <w:rPr>
-      <w:rFonts w:ascii="Consolas" w:hAnsi="Consolas"/>
-      <w:sz w:val="22"/>
+      <w:rFonts w:ascii="Courier New" w:cs="Courier New" w:hAnsi="Courier New"/>
+      <w:sz w:val="20"/>
     </w:rPr>
   </w:style>
   <w:style w:customStyle="1" w:styleId="SectionNumber" w:type="character">

--- a/docs/content/ggplot_1/ggplot_1_activity.docx
+++ b/docs/content/ggplot_1/ggplot_1_activity.docx
@@ -981,10 +981,13 @@
         <w:t xml:space="preserve">&lt;-</w:t>
       </w:r>
       <w:r>
-        <w:rPr>
-          <w:rStyle w:val="NormalTok"/>
-        </w:rPr>
-        <w:t xml:space="preserve"> </w:t>
+        <w:br/>
+      </w:r>
+      <w:r>
+        <w:rPr>
+          <w:rStyle w:val="NormalTok"/>
+        </w:rPr>
+        <w:t xml:space="preserve">  </w:t>
       </w:r>
       <w:r>
         <w:rPr>
@@ -1059,7 +1062,22 @@
         <w:rPr>
           <w:rStyle w:val="CommentTok"/>
         </w:rPr>
-        <w:t xml:space="preserve"># always look at a data frame right after loading</w:t>
+        <w:t xml:space="preserve"># always look at a data</w:t>
+      </w:r>
+      <w:r>
+        <w:br/>
+      </w:r>
+      <w:r>
+        <w:rPr>
+          <w:rStyle w:val="NormalTok"/>
+        </w:rPr>
+        <w:t xml:space="preserve">                     </w:t>
+      </w:r>
+      <w:r>
+        <w:rPr>
+          <w:rStyle w:val="CommentTok"/>
+        </w:rPr>
+        <w:t xml:space="preserve"># frame right after loading</w:t>
       </w:r>
     </w:p>
     <w:p>
@@ -2920,118 +2938,136 @@
         <w:rPr>
           <w:rStyle w:val="NormalTok"/>
         </w:rPr>
+        <w:t xml:space="preserve">,</w:t>
+      </w:r>
+      <w:r>
+        <w:br/>
+      </w:r>
+      <w:r>
+        <w:rPr>
+          <w:rStyle w:val="NormalTok"/>
+        </w:rPr>
+        <w:t xml:space="preserve">                               </w:t>
+      </w:r>
+      <w:r>
+        <w:rPr>
+          <w:rStyle w:val="StringTok"/>
+        </w:rPr>
+        <w:t xml:space="preserve">"shady"</w:t>
+      </w:r>
+      <w:r>
+        <w:rPr>
+          <w:rStyle w:val="NormalTok"/>
+        </w:rPr>
+        <w:t xml:space="preserve"> </w:t>
+      </w:r>
+      <w:r>
+        <w:rPr>
+          <w:rStyle w:val="OtherTok"/>
+        </w:rPr>
+        <w:t xml:space="preserve">=</w:t>
+      </w:r>
+      <w:r>
+        <w:rPr>
+          <w:rStyle w:val="NormalTok"/>
+        </w:rPr>
+        <w:t xml:space="preserve"> </w:t>
+      </w:r>
+      <w:r>
+        <w:rPr>
+          <w:rStyle w:val="StringTok"/>
+        </w:rPr>
+        <w:t xml:space="preserve">"forestgreen"</w:t>
+      </w:r>
+      <w:r>
+        <w:rPr>
+          <w:rStyle w:val="NormalTok"/>
+        </w:rPr>
+        <w:t xml:space="preserve">)) </w:t>
+      </w:r>
+      <w:r>
+        <w:rPr>
+          <w:rStyle w:val="SpecialCharTok"/>
+        </w:rPr>
+        <w:t xml:space="preserve">+</w:t>
+      </w:r>
+      <w:r>
+        <w:br/>
+      </w:r>
+      <w:r>
+        <w:rPr>
+          <w:rStyle w:val="NormalTok"/>
+        </w:rPr>
+        <w:t xml:space="preserve">  </w:t>
+      </w:r>
+      <w:r>
+        <w:rPr>
+          <w:rStyle w:val="FunctionTok"/>
+        </w:rPr>
+        <w:t xml:space="preserve">labs</w:t>
+      </w:r>
+      <w:r>
+        <w:rPr>
+          <w:rStyle w:val="NormalTok"/>
+        </w:rPr>
+        <w:t xml:space="preserve">(</w:t>
+      </w:r>
+      <w:r>
+        <w:rPr>
+          <w:rStyle w:val="AttributeTok"/>
+        </w:rPr>
+        <w:t xml:space="preserve">x =</w:t>
+      </w:r>
+      <w:r>
+        <w:rPr>
+          <w:rStyle w:val="NormalTok"/>
+        </w:rPr>
+        <w:t xml:space="preserve"> </w:t>
+      </w:r>
+      <w:r>
+        <w:rPr>
+          <w:rStyle w:val="StringTok"/>
+        </w:rPr>
+        <w:t xml:space="preserve">"Leaf Mass (g)"</w:t>
+      </w:r>
+      <w:r>
+        <w:rPr>
+          <w:rStyle w:val="NormalTok"/>
+        </w:rPr>
         <w:t xml:space="preserve">, </w:t>
       </w:r>
       <w:r>
         <w:rPr>
+          <w:rStyle w:val="AttributeTok"/>
+        </w:rPr>
+        <w:t xml:space="preserve">y =</w:t>
+      </w:r>
+      <w:r>
+        <w:rPr>
+          <w:rStyle w:val="NormalTok"/>
+        </w:rPr>
+        <w:t xml:space="preserve"> </w:t>
+      </w:r>
+      <w:r>
+        <w:rPr>
           <w:rStyle w:val="StringTok"/>
         </w:rPr>
-        <w:t xml:space="preserve">"shady"</w:t>
-      </w:r>
-      <w:r>
-        <w:rPr>
-          <w:rStyle w:val="NormalTok"/>
-        </w:rPr>
-        <w:t xml:space="preserve"> </w:t>
-      </w:r>
-      <w:r>
-        <w:rPr>
-          <w:rStyle w:val="OtherTok"/>
-        </w:rPr>
-        <w:t xml:space="preserve">=</w:t>
-      </w:r>
-      <w:r>
-        <w:rPr>
-          <w:rStyle w:val="NormalTok"/>
-        </w:rPr>
-        <w:t xml:space="preserve"> </w:t>
-      </w:r>
-      <w:r>
-        <w:rPr>
-          <w:rStyle w:val="StringTok"/>
-        </w:rPr>
-        <w:t xml:space="preserve">"forestgreen"</w:t>
-      </w:r>
-      <w:r>
-        <w:rPr>
-          <w:rStyle w:val="NormalTok"/>
-        </w:rPr>
-        <w:t xml:space="preserve">)) </w:t>
-      </w:r>
-      <w:r>
-        <w:rPr>
-          <w:rStyle w:val="SpecialCharTok"/>
-        </w:rPr>
-        <w:t xml:space="preserve">+</w:t>
-      </w:r>
-      <w:r>
-        <w:br/>
-      </w:r>
-      <w:r>
-        <w:rPr>
-          <w:rStyle w:val="NormalTok"/>
-        </w:rPr>
-        <w:t xml:space="preserve">  </w:t>
-      </w:r>
-      <w:r>
-        <w:rPr>
-          <w:rStyle w:val="FunctionTok"/>
-        </w:rPr>
-        <w:t xml:space="preserve">labs</w:t>
-      </w:r>
-      <w:r>
-        <w:rPr>
-          <w:rStyle w:val="NormalTok"/>
-        </w:rPr>
-        <w:t xml:space="preserve">(</w:t>
-      </w:r>
-      <w:r>
-        <w:rPr>
-          <w:rStyle w:val="AttributeTok"/>
-        </w:rPr>
-        <w:t xml:space="preserve">x =</w:t>
-      </w:r>
-      <w:r>
-        <w:rPr>
-          <w:rStyle w:val="NormalTok"/>
-        </w:rPr>
-        <w:t xml:space="preserve"> </w:t>
-      </w:r>
-      <w:r>
-        <w:rPr>
-          <w:rStyle w:val="StringTok"/>
-        </w:rPr>
-        <w:t xml:space="preserve">"Leaf Mass (g)"</w:t>
-      </w:r>
-      <w:r>
-        <w:rPr>
-          <w:rStyle w:val="NormalTok"/>
-        </w:rPr>
-        <w:t xml:space="preserve">, </w:t>
-      </w:r>
-      <w:r>
-        <w:rPr>
-          <w:rStyle w:val="AttributeTok"/>
-        </w:rPr>
-        <w:t xml:space="preserve">y =</w:t>
-      </w:r>
-      <w:r>
-        <w:rPr>
-          <w:rStyle w:val="NormalTok"/>
-        </w:rPr>
-        <w:t xml:space="preserve"> </w:t>
-      </w:r>
-      <w:r>
-        <w:rPr>
-          <w:rStyle w:val="StringTok"/>
-        </w:rPr>
         <w:t xml:space="preserve">"Count"</w:t>
       </w:r>
       <w:r>
         <w:rPr>
           <w:rStyle w:val="NormalTok"/>
         </w:rPr>
-        <w:t xml:space="preserve">, </w:t>
+        <w:t xml:space="preserve">,</w:t>
+      </w:r>
+      <w:r>
+        <w:br/>
+      </w:r>
+      <w:r>
+        <w:rPr>
+          <w:rStyle w:val="NormalTok"/>
+        </w:rPr>
+        <w:t xml:space="preserve">       </w:t>
       </w:r>
       <w:r>
         <w:rPr>
@@ -3514,7 +3550,16 @@
         <w:rPr>
           <w:rStyle w:val="NormalTok"/>
         </w:rPr>
-        <w:t xml:space="preserve">, </w:t>
+        <w:t xml:space="preserve">,</w:t>
+      </w:r>
+      <w:r>
+        <w:br/>
+      </w:r>
+      <w:r>
+        <w:rPr>
+          <w:rStyle w:val="NormalTok"/>
+        </w:rPr>
+        <w:t xml:space="preserve">                               </w:t>
       </w:r>
       <w:r>
         <w:rPr>
@@ -4159,7 +4204,16 @@
         <w:rPr>
           <w:rStyle w:val="NormalTok"/>
         </w:rPr>
-        <w:t xml:space="preserve">, </w:t>
+        <w:t xml:space="preserve">,</w:t>
+      </w:r>
+      <w:r>
+        <w:br/>
+      </w:r>
+      <w:r>
+        <w:rPr>
+          <w:rStyle w:val="NormalTok"/>
+        </w:rPr>
+        <w:t xml:space="preserve">               </w:t>
       </w:r>
       <w:r>
         <w:rPr>
@@ -4270,7 +4324,16 @@
         <w:rPr>
           <w:rStyle w:val="NormalTok"/>
         </w:rPr>
-        <w:t xml:space="preserve">, </w:t>
+        <w:t xml:space="preserve">,</w:t>
+      </w:r>
+      <w:r>
+        <w:br/>
+      </w:r>
+      <w:r>
+        <w:rPr>
+          <w:rStyle w:val="NormalTok"/>
+        </w:rPr>
+        <w:t xml:space="preserve">                                </w:t>
       </w:r>
       <w:r>
         <w:rPr>
@@ -5089,7 +5152,16 @@
         <w:rPr>
           <w:rStyle w:val="NormalTok"/>
         </w:rPr>
-        <w:t xml:space="preserve">, </w:t>
+        <w:t xml:space="preserve">,</w:t>
+      </w:r>
+      <w:r>
+        <w:br/>
+      </w:r>
+      <w:r>
+        <w:rPr>
+          <w:rStyle w:val="NormalTok"/>
+        </w:rPr>
+        <w:t xml:space="preserve">                                </w:t>
       </w:r>
       <w:r>
         <w:rPr>
@@ -5500,7 +5572,16 @@
         <w:rPr>
           <w:rStyle w:val="CommentTok"/>
         </w:rPr>
-        <w:t xml:space="preserve"># write the finished figure to the figures/ folder at print resolution</w:t>
+        <w:t xml:space="preserve"># write the finished figure to the</w:t>
+      </w:r>
+      <w:r>
+        <w:br/>
+      </w:r>
+      <w:r>
+        <w:rPr>
+          <w:rStyle w:val="CommentTok"/>
+        </w:rPr>
+        <w:t xml:space="preserve"># figures/ folder at print resolution</w:t>
       </w:r>
       <w:r>
         <w:br/>
@@ -5988,7 +6069,7 @@
         <w:rPr>
           <w:rStyle w:val="VerbatimChar"/>
         </w:rPr>
-        <w:t xml:space="preserve">│   └── 2026_09_03_data_sci_leaf_area.xlsx   &lt;- never edit this</w:t>
+        <w:t xml:space="preserve">│   └── 2026_09_03_data_sci_leaf_area.xlsx  &lt;- never edit this</w:t>
       </w:r>
       <w:r>
         <w:br/>
@@ -6006,7 +6087,7 @@
         <w:rPr>
           <w:rStyle w:val="VerbatimChar"/>
         </w:rPr>
-        <w:t xml:space="preserve">│   └── leaf_mass_mean_se.png                &lt;- Part 5</w:t>
+        <w:t xml:space="preserve">│   └── leaf_mass_mean_se.png               &lt;- Part 5</w:t>
       </w:r>
       <w:r>
         <w:br/>
@@ -6024,7 +6105,7 @@
         <w:rPr>
           <w:rStyle w:val="VerbatimChar"/>
         </w:rPr>
-        <w:t xml:space="preserve">    └── 03_ggplot_1.R                        &lt;- your script (turn this in)</w:t>
+        <w:t xml:space="preserve">    └── 03_ggplot_1.R                       &lt;- turn this in</w:t>
       </w:r>
     </w:p>
     <w:p>

--- a/docs/content/ggplot_1/ggplot_1_activity.docx
+++ b/docs/content/ggplot_1/ggplot_1_activity.docx
@@ -31,7 +31,7 @@
         <w:pStyle w:val="Date"/>
       </w:pPr>
       <w:r>
-        <w:t xml:space="preserve">2026-09-23</w:t>
+        <w:t xml:space="preserve">2026-09-24</w:t>
       </w:r>
     </w:p>
     <w:bookmarkStart w:id="13" w:name="grouped-summaries-and-facets"/>

--- a/docs/content/ggplot_1/ggplot_1_activity.docx
+++ b/docs/content/ggplot_1/ggplot_1_activity.docx
@@ -31,7 +31,7 @@
         <w:pStyle w:val="Date"/>
       </w:pPr>
       <w:r>
-        <w:t xml:space="preserve">2026-09-24</w:t>
+        <w:t xml:space="preserve">2026-09-29</w:t>
       </w:r>
     </w:p>
     <w:bookmarkStart w:id="13" w:name="grouped-summaries-and-facets"/>

--- a/docs/content/ggplot_1/ggplot_1_activity.docx
+++ b/docs/content/ggplot_1/ggplot_1_activity.docx
@@ -31,7 +31,7 @@
         <w:pStyle w:val="Date"/>
       </w:pPr>
       <w:r>
-        <w:t xml:space="preserve">2026-09-29</w:t>
+        <w:t xml:space="preserve">2026-10-01</w:t>
       </w:r>
     </w:p>
     <w:bookmarkStart w:id="13" w:name="grouped-summaries-and-facets"/>

--- a/docs/content/ggplot_1/ggplot_1_activity.docx
+++ b/docs/content/ggplot_1/ggplot_1_activity.docx
@@ -31,7 +31,7 @@
         <w:pStyle w:val="Date"/>
       </w:pPr>
       <w:r>
-        <w:t xml:space="preserve">2026-10-01</w:t>
+        <w:t xml:space="preserve">2026-10-05</w:t>
       </w:r>
     </w:p>
     <w:bookmarkStart w:id="13" w:name="grouped-summaries-and-facets"/>
@@ -701,7 +701,7 @@
                     <a:graphicData uri="http://schemas.openxmlformats.org/drawingml/2006/picture">
                       <pic:pic>
                         <pic:nvPicPr>
-                          <pic:cNvPr descr="/Applications/Positron.app/Contents/Resources/app/quarto/share/formats/docx/tip.png" id="16" name="Picture"/>
+                          <pic:cNvPr descr="/opt/quarto/share/formats/docx/tip.png" id="16" name="Picture"/>
                           <pic:cNvPicPr>
                             <a:picLocks noChangeArrowheads="1" noChangeAspect="1"/>
                           </pic:cNvPicPr>

--- a/docs/content/ggplot_1/ggplot_1_activity.docx
+++ b/docs/content/ggplot_1/ggplot_1_activity.docx
@@ -31,7 +31,7 @@
         <w:pStyle w:val="Date"/>
       </w:pPr>
       <w:r>
-        <w:t xml:space="preserve">2026-10-05</w:t>
+        <w:t xml:space="preserve">2026-10-08</w:t>
       </w:r>
     </w:p>
     <w:bookmarkStart w:id="13" w:name="grouped-summaries-and-facets"/>
@@ -701,7 +701,7 @@
                     <a:graphicData uri="http://schemas.openxmlformats.org/drawingml/2006/picture">
                       <pic:pic>
                         <pic:nvPicPr>
-                          <pic:cNvPr descr="/opt/quarto/share/formats/docx/tip.png" id="16" name="Picture"/>
+                          <pic:cNvPr descr="/Applications/Positron.app/Contents/Resources/app/quarto/share/formats/docx/tip.png" id="16" name="Picture"/>
                           <pic:cNvPicPr>
                             <a:picLocks noChangeArrowheads="1" noChangeAspect="1"/>
                           </pic:cNvPicPr>

--- a/docs/content/ggplot_1/ggplot_1_activity.docx
+++ b/docs/content/ggplot_1/ggplot_1_activity.docx
@@ -31,7 +31,7 @@
         <w:pStyle w:val="Date"/>
       </w:pPr>
       <w:r>
-        <w:t xml:space="preserve">2026-10-08</w:t>
+        <w:t xml:space="preserve">2026-10-09</w:t>
       </w:r>
     </w:p>
     <w:bookmarkStart w:id="13" w:name="grouped-summaries-and-facets"/>

--- a/docs/content/ggplot_1/ggplot_1_activity.docx
+++ b/docs/content/ggplot_1/ggplot_1_activity.docx
@@ -31,7 +31,7 @@
         <w:pStyle w:val="Date"/>
       </w:pPr>
       <w:r>
-        <w:t xml:space="preserve">2026-10-09</w:t>
+        <w:t xml:space="preserve">2026-10-19</w:t>
       </w:r>
     </w:p>
     <w:bookmarkStart w:id="13" w:name="grouped-summaries-and-facets"/>

--- a/docs/content/ggplot_1/ggplot_1_activity.docx
+++ b/docs/content/ggplot_1/ggplot_1_activity.docx
@@ -31,7 +31,7 @@
         <w:pStyle w:val="Date"/>
       </w:pPr>
       <w:r>
-        <w:t xml:space="preserve">2026-10-19</w:t>
+        <w:t xml:space="preserve">2026-10-22</w:t>
       </w:r>
     </w:p>
     <w:bookmarkStart w:id="13" w:name="grouped-summaries-and-facets"/>
